--- a/《AI工具实战应用》/AI工具实战应用_三级目录.docx
+++ b/《AI工具实战应用》/AI工具实战应用_三级目录.docx
@@ -28,7 +28,7 @@
         <w:pStyle w:val="Heading2"/>
       </w:pPr>
       <w:r>
-        <w:t>第1章　AI工具全景与选择</w:t>
+        <w:t>第1章　工具全景与选择</w:t>
       </w:r>
     </w:p>
     <w:p>
@@ -479,6 +479,79 @@
         <w:t>13.3 成果展示、互评与复盘</w:t>
       </w:r>
     </w:p>
+    <w:p>
+      <w:pPr>
+        <w:pStyle w:val="Heading1"/>
+      </w:pPr>
+      <w:r>
+        <w:t>课程思政引领点（各章）</w:t>
+      </w:r>
+    </w:p>
+    <w:p>
+      <w:r>
+        <w:t>第1章 工具全景与选择：选择工具时考虑隐私与数据去向，不把他人信息随意交给AI工具。</w:t>
+      </w:r>
+    </w:p>
+    <w:p>
+      <w:r>
+        <w:t>第2章 与大模型高效对话：提示词不诱导AI编造内容，纠错时如实判断，不接受虚假回答。</w:t>
+      </w:r>
+    </w:p>
+    <w:p>
+      <w:r>
+        <w:t>第3章 写作与文案：AI辅助的公文与文案须真实，不编造事实、数据与来源。</w:t>
+      </w:r>
+    </w:p>
+    <w:p>
+      <w:r>
+        <w:t>第4章 资料整理与阅读：会议录音与资料的使用须经授权，注意个人信息与保密要求。</w:t>
+      </w:r>
+    </w:p>
+    <w:p>
+      <w:r>
+        <w:t>第5章 学习与科研：学术诚信，文献与结论先核实来源，再使用AI摘要。</w:t>
+      </w:r>
+    </w:p>
+    <w:p>
+      <w:r>
+        <w:t>第6章 表格与数据分析：数据真实完整，计算结果逐项核验，不篡改原始数据。</w:t>
+      </w:r>
+    </w:p>
+    <w:p>
+      <w:r>
+        <w:t>第7章 演示与办公插件：汇报内容真实，不借AI生成虚假成果或数据。</w:t>
+      </w:r>
+    </w:p>
+    <w:p>
+      <w:r>
+        <w:t>第8章 图像与音视频生成：AI生成的图像与视频须标识，不伪造现实场景。</w:t>
+      </w:r>
+    </w:p>
+    <w:p>
+      <w:r>
+        <w:t>第9章 创意与项目设计：尊重原创与他人版权，AI参与的创意作品如实标注。</w:t>
+      </w:r>
+    </w:p>
+    <w:p>
+      <w:r>
+        <w:t>第10章 智能体的基本使用：设置人工确认步骤，防止智能体越权或误操作。</w:t>
+      </w:r>
+    </w:p>
+    <w:p>
+      <w:r>
+        <w:t>第11章 流程自动化入门：明确自动化流程的责任归属，关键环节由人工把关。</w:t>
+      </w:r>
+    </w:p>
+    <w:p>
+      <w:r>
+        <w:t>第12章 合规与安全：个人信息保护，AI生成内容标注，学术诚信与使用边界。</w:t>
+      </w:r>
+    </w:p>
+    <w:p>
+      <w:r>
+        <w:t>第13章 综合项目：项目选题与方案须真实可行，成果展示中诚信表达，承担社会责任。</w:t>
+      </w:r>
+    </w:p>
     <w:sectPr>
       <w:pgSz w:w="12240" w:h="15840"/>
       <w:pgMar w:top="1440" w:right="1800" w:bottom="1440" w:left="1800" w:header="720" w:footer="720" w:gutter="0"/>

--- a/《AI工具实战应用》/AI工具实战应用_三级目录.docx
+++ b/《AI工具实战应用》/AI工具实战应用_三级目录.docx
@@ -52,7 +52,7 @@
         <w:pStyle w:val="Heading3"/>
       </w:pPr>
       <w:r>
-        <w:t>1.3 账号注册与基本设置，安全使用的注意事项</w:t>
+        <w:t>1.3 账号注册与基本设置，安全使用注意事项</w:t>
       </w:r>
     </w:p>
     <w:p>
@@ -480,10 +480,12 @@
       </w:r>
     </w:p>
     <w:p>
-      <w:pPr>
-        <w:pStyle w:val="Heading1"/>
-      </w:pPr>
+      <w:pPr/>
       <w:r>
+        <w:rPr>
+          <w:b/>
+          <w:sz w:val="28"/>
+        </w:rPr>
         <w:t>课程思政引领点（各章）</w:t>
       </w:r>
     </w:p>

--- a/《AI工具实战应用》/AI工具实战应用_三级目录.docx
+++ b/《AI工具实战应用》/AI工具实战应用_三级目录.docx
@@ -772,10 +772,10 @@
   <w:docDefaults>
     <w:rPrDefault>
       <w:rPr>
-        <w:rFonts w:asciiTheme="minorHAnsi" w:eastAsiaTheme="minorEastAsia" w:hAnsiTheme="minorHAnsi" w:cstheme="minorBidi"/>
+        <w:rFonts w:ascii="Times New Roman" w:hAnsi="Times New Roman" w:cs="Times New Roman" w:eastAsia="宋体"/>
         <w:sz w:val="22"/>
         <w:szCs w:val="22"/>
-        <w:lang w:val="en-US" w:eastAsia="en-US" w:bidi="ar-SA"/>
+        <w:lang w:val="en-US" w:eastAsia="zh-CN" w:bidi="ar-SA"/>
       </w:rPr>
     </w:rPrDefault>
     <w:pPrDefault>
@@ -928,7 +928,7 @@
     <w:qFormat/>
     <w:rsid w:val="00FC693F"/>
     <w:rPr>
-      <w:rFonts w:ascii="宋体" w:hAnsi="宋体"/>
+      <w:rFonts w:ascii="Times New Roman" w:hAnsi="Times New Roman" w:cs="Times New Roman" w:eastAsia="宋体"/>
       <w:sz w:val="21"/>
     </w:rPr>
   </w:style>
@@ -991,7 +991,7 @@
       <w:outlineLvl w:val="0"/>
     </w:pPr>
     <w:rPr>
-      <w:rFonts w:asciiTheme="majorHAnsi" w:eastAsiaTheme="majorEastAsia" w:hAnsiTheme="majorHAnsi" w:cstheme="majorBidi"/>
+      <w:rFonts w:ascii="Times New Roman" w:hAnsi="Times New Roman" w:cs="Times New Roman" w:eastAsia="黑体"/>
       <w:b/>
       <w:bCs/>
       <w:color w:val="365F91" w:themeColor="accent1" w:themeShade="BF"/>
@@ -1015,7 +1015,7 @@
       <w:outlineLvl w:val="1"/>
     </w:pPr>
     <w:rPr>
-      <w:rFonts w:asciiTheme="majorHAnsi" w:eastAsiaTheme="majorEastAsia" w:hAnsiTheme="majorHAnsi" w:cstheme="majorBidi"/>
+      <w:rFonts w:ascii="Times New Roman" w:hAnsi="Times New Roman" w:cs="Times New Roman" w:eastAsia="黑体"/>
       <w:b/>
       <w:bCs/>
       <w:color w:val="4F81BD" w:themeColor="accent1"/>
@@ -1039,7 +1039,7 @@
       <w:outlineLvl w:val="2"/>
     </w:pPr>
     <w:rPr>
-      <w:rFonts w:asciiTheme="majorHAnsi" w:eastAsiaTheme="majorEastAsia" w:hAnsiTheme="majorHAnsi" w:cstheme="majorBidi"/>
+      <w:rFonts w:ascii="Times New Roman" w:hAnsi="Times New Roman" w:cs="Times New Roman" w:eastAsia="黑体"/>
       <w:b/>
       <w:bCs/>
       <w:color w:val="4F81BD" w:themeColor="accent1"/>
@@ -1062,7 +1062,7 @@
       <w:outlineLvl w:val="3"/>
     </w:pPr>
     <w:rPr>
-      <w:rFonts w:asciiTheme="majorHAnsi" w:eastAsiaTheme="majorEastAsia" w:hAnsiTheme="majorHAnsi" w:cstheme="majorBidi"/>
+      <w:rFonts w:ascii="Times New Roman" w:hAnsi="Times New Roman" w:cs="Times New Roman" w:eastAsia="黑体"/>
       <w:b/>
       <w:bCs/>
       <w:i/>
@@ -1087,7 +1087,7 @@
       <w:outlineLvl w:val="4"/>
     </w:pPr>
     <w:rPr>
-      <w:rFonts w:asciiTheme="majorHAnsi" w:eastAsiaTheme="majorEastAsia" w:hAnsiTheme="majorHAnsi" w:cstheme="majorBidi"/>
+      <w:rFonts w:ascii="Times New Roman" w:hAnsi="Times New Roman" w:cs="Times New Roman" w:eastAsia="黑体"/>
       <w:color w:val="243F60" w:themeColor="accent1" w:themeShade="7F"/>
     </w:rPr>
   </w:style>
@@ -1108,7 +1108,7 @@
       <w:outlineLvl w:val="5"/>
     </w:pPr>
     <w:rPr>
-      <w:rFonts w:asciiTheme="majorHAnsi" w:eastAsiaTheme="majorEastAsia" w:hAnsiTheme="majorHAnsi" w:cstheme="majorBidi"/>
+      <w:rFonts w:ascii="Times New Roman" w:hAnsi="Times New Roman" w:cs="Times New Roman" w:eastAsia="黑体"/>
       <w:i/>
       <w:iCs/>
       <w:color w:val="243F60" w:themeColor="accent1" w:themeShade="7F"/>
@@ -1131,7 +1131,7 @@
       <w:outlineLvl w:val="6"/>
     </w:pPr>
     <w:rPr>
-      <w:rFonts w:asciiTheme="majorHAnsi" w:eastAsiaTheme="majorEastAsia" w:hAnsiTheme="majorHAnsi" w:cstheme="majorBidi"/>
+      <w:rFonts w:ascii="Times New Roman" w:hAnsi="Times New Roman" w:cs="Times New Roman" w:eastAsia="黑体"/>
       <w:i/>
       <w:iCs/>
       <w:color w:val="404040" w:themeColor="text1" w:themeTint="BF"/>
@@ -1154,7 +1154,7 @@
       <w:outlineLvl w:val="7"/>
     </w:pPr>
     <w:rPr>
-      <w:rFonts w:asciiTheme="majorHAnsi" w:eastAsiaTheme="majorEastAsia" w:hAnsiTheme="majorHAnsi" w:cstheme="majorBidi"/>
+      <w:rFonts w:ascii="Times New Roman" w:hAnsi="Times New Roman" w:cs="Times New Roman" w:eastAsia="黑体"/>
       <w:color w:val="4F81BD" w:themeColor="accent1"/>
       <w:sz w:val="20"/>
       <w:szCs w:val="20"/>
@@ -1177,7 +1177,7 @@
       <w:outlineLvl w:val="8"/>
     </w:pPr>
     <w:rPr>
-      <w:rFonts w:asciiTheme="majorHAnsi" w:eastAsiaTheme="majorEastAsia" w:hAnsiTheme="majorHAnsi" w:cstheme="majorBidi"/>
+      <w:rFonts w:ascii="Times New Roman" w:hAnsi="Times New Roman" w:cs="Times New Roman" w:eastAsia="黑体"/>
       <w:i/>
       <w:iCs/>
       <w:color w:val="404040" w:themeColor="text1" w:themeTint="BF"/>
@@ -1228,7 +1228,7 @@
     <w:uiPriority w:val="9"/>
     <w:rsid w:val="00FC693F"/>
     <w:rPr>
-      <w:rFonts w:asciiTheme="majorHAnsi" w:eastAsiaTheme="majorEastAsia" w:hAnsiTheme="majorHAnsi" w:cstheme="majorBidi"/>
+      <w:rFonts w:ascii="Times New Roman" w:hAnsi="Times New Roman" w:cs="Times New Roman" w:eastAsia="黑体"/>
       <w:b/>
       <w:bCs/>
       <w:color w:val="365F91" w:themeColor="accent1" w:themeShade="BF"/>
@@ -1243,7 +1243,7 @@
     <w:uiPriority w:val="9"/>
     <w:rsid w:val="00FC693F"/>
     <w:rPr>
-      <w:rFonts w:asciiTheme="majorHAnsi" w:eastAsiaTheme="majorEastAsia" w:hAnsiTheme="majorHAnsi" w:cstheme="majorBidi"/>
+      <w:rFonts w:ascii="Times New Roman" w:hAnsi="Times New Roman" w:cs="Times New Roman" w:eastAsia="黑体"/>
       <w:b/>
       <w:bCs/>
       <w:color w:val="4F81BD" w:themeColor="accent1"/>
@@ -1258,7 +1258,7 @@
     <w:uiPriority w:val="9"/>
     <w:rsid w:val="00FC693F"/>
     <w:rPr>
-      <w:rFonts w:asciiTheme="majorHAnsi" w:eastAsiaTheme="majorEastAsia" w:hAnsiTheme="majorHAnsi" w:cstheme="majorBidi"/>
+      <w:rFonts w:ascii="Times New Roman" w:hAnsi="Times New Roman" w:cs="Times New Roman" w:eastAsia="黑体"/>
       <w:b/>
       <w:bCs/>
       <w:color w:val="4F81BD" w:themeColor="accent1"/>
@@ -1280,7 +1280,7 @@
       <w:contextualSpacing/>
     </w:pPr>
     <w:rPr>
-      <w:rFonts w:asciiTheme="majorHAnsi" w:eastAsiaTheme="majorEastAsia" w:hAnsiTheme="majorHAnsi" w:cstheme="majorBidi"/>
+      <w:rFonts w:ascii="Times New Roman" w:hAnsi="Times New Roman" w:cs="Times New Roman" w:eastAsia="黑体"/>
       <w:color w:val="17365D" w:themeColor="text2" w:themeShade="BF"/>
       <w:spacing w:val="5"/>
       <w:kern w:val="28"/>
@@ -1295,7 +1295,7 @@
     <w:uiPriority w:val="10"/>
     <w:rsid w:val="00FC693F"/>
     <w:rPr>
-      <w:rFonts w:asciiTheme="majorHAnsi" w:eastAsiaTheme="majorEastAsia" w:hAnsiTheme="majorHAnsi" w:cstheme="majorBidi"/>
+      <w:rFonts w:ascii="Times New Roman" w:hAnsi="Times New Roman" w:cs="Times New Roman" w:eastAsia="黑体"/>
       <w:color w:val="17365D" w:themeColor="text2" w:themeShade="BF"/>
       <w:spacing w:val="5"/>
       <w:kern w:val="28"/>
@@ -1317,7 +1317,7 @@
       </w:numPr>
     </w:pPr>
     <w:rPr>
-      <w:rFonts w:asciiTheme="majorHAnsi" w:eastAsiaTheme="majorEastAsia" w:hAnsiTheme="majorHAnsi" w:cstheme="majorBidi"/>
+      <w:rFonts w:ascii="Times New Roman" w:hAnsi="Times New Roman" w:cs="Times New Roman" w:eastAsia="黑体"/>
       <w:i/>
       <w:iCs/>
       <w:color w:val="4F81BD" w:themeColor="accent1"/>
@@ -1333,7 +1333,7 @@
     <w:uiPriority w:val="11"/>
     <w:rsid w:val="00FC693F"/>
     <w:rPr>
-      <w:rFonts w:asciiTheme="majorHAnsi" w:eastAsiaTheme="majorEastAsia" w:hAnsiTheme="majorHAnsi" w:cstheme="majorBidi"/>
+      <w:rFonts w:ascii="Times New Roman" w:hAnsi="Times New Roman" w:cs="Times New Roman" w:eastAsia="黑体"/>
       <w:i/>
       <w:iCs/>
       <w:color w:val="4F81BD" w:themeColor="accent1"/>
@@ -1580,7 +1580,7 @@
       </w:tabs>
     </w:pPr>
     <w:rPr>
-      <w:rFonts w:ascii="Courier" w:hAnsi="Courier"/>
+      <w:rFonts w:ascii="Times New Roman" w:hAnsi="Times New Roman" w:cs="Times New Roman" w:eastAsia="宋体"/>
       <w:sz w:val="20"/>
       <w:szCs w:val="20"/>
     </w:rPr>
@@ -1592,7 +1592,7 @@
     <w:uiPriority w:val="99"/>
     <w:rsid w:val="0029639D"/>
     <w:rPr>
-      <w:rFonts w:ascii="Courier" w:hAnsi="Courier"/>
+      <w:rFonts w:ascii="Times New Roman" w:hAnsi="Times New Roman" w:cs="Times New Roman" w:eastAsia="宋体"/>
       <w:sz w:val="20"/>
       <w:szCs w:val="20"/>
     </w:rPr>
@@ -1631,7 +1631,7 @@
     <w:semiHidden/>
     <w:rsid w:val="00FC693F"/>
     <w:rPr>
-      <w:rFonts w:asciiTheme="majorHAnsi" w:eastAsiaTheme="majorEastAsia" w:hAnsiTheme="majorHAnsi" w:cstheme="majorBidi"/>
+      <w:rFonts w:ascii="Times New Roman" w:hAnsi="Times New Roman" w:cs="Times New Roman" w:eastAsia="黑体"/>
       <w:b/>
       <w:bCs/>
       <w:i/>
@@ -1647,7 +1647,7 @@
     <w:semiHidden/>
     <w:rsid w:val="00FC693F"/>
     <w:rPr>
-      <w:rFonts w:asciiTheme="majorHAnsi" w:eastAsiaTheme="majorEastAsia" w:hAnsiTheme="majorHAnsi" w:cstheme="majorBidi"/>
+      <w:rFonts w:ascii="Times New Roman" w:hAnsi="Times New Roman" w:cs="Times New Roman" w:eastAsia="黑体"/>
       <w:color w:val="243F60" w:themeColor="accent1" w:themeShade="7F"/>
     </w:rPr>
   </w:style>
@@ -1659,7 +1659,7 @@
     <w:semiHidden/>
     <w:rsid w:val="00FC693F"/>
     <w:rPr>
-      <w:rFonts w:asciiTheme="majorHAnsi" w:eastAsiaTheme="majorEastAsia" w:hAnsiTheme="majorHAnsi" w:cstheme="majorBidi"/>
+      <w:rFonts w:ascii="Times New Roman" w:hAnsi="Times New Roman" w:cs="Times New Roman" w:eastAsia="黑体"/>
       <w:i/>
       <w:iCs/>
       <w:color w:val="243F60" w:themeColor="accent1" w:themeShade="7F"/>
@@ -1673,7 +1673,7 @@
     <w:semiHidden/>
     <w:rsid w:val="00FC693F"/>
     <w:rPr>
-      <w:rFonts w:asciiTheme="majorHAnsi" w:eastAsiaTheme="majorEastAsia" w:hAnsiTheme="majorHAnsi" w:cstheme="majorBidi"/>
+      <w:rFonts w:ascii="Times New Roman" w:hAnsi="Times New Roman" w:cs="Times New Roman" w:eastAsia="黑体"/>
       <w:i/>
       <w:iCs/>
       <w:color w:val="404040" w:themeColor="text1" w:themeTint="BF"/>
@@ -1687,7 +1687,7 @@
     <w:semiHidden/>
     <w:rsid w:val="00FC693F"/>
     <w:rPr>
-      <w:rFonts w:asciiTheme="majorHAnsi" w:eastAsiaTheme="majorEastAsia" w:hAnsiTheme="majorHAnsi" w:cstheme="majorBidi"/>
+      <w:rFonts w:ascii="Times New Roman" w:hAnsi="Times New Roman" w:cs="Times New Roman" w:eastAsia="黑体"/>
       <w:color w:val="4F81BD" w:themeColor="accent1"/>
       <w:sz w:val="20"/>
       <w:szCs w:val="20"/>
@@ -1701,7 +1701,7 @@
     <w:semiHidden/>
     <w:rsid w:val="00FC693F"/>
     <w:rPr>
-      <w:rFonts w:asciiTheme="majorHAnsi" w:eastAsiaTheme="majorEastAsia" w:hAnsiTheme="majorHAnsi" w:cstheme="majorBidi"/>
+      <w:rFonts w:ascii="Times New Roman" w:hAnsi="Times New Roman" w:cs="Times New Roman" w:eastAsia="黑体"/>
       <w:i/>
       <w:iCs/>
       <w:color w:val="404040" w:themeColor="text1" w:themeTint="BF"/>
@@ -3290,7 +3290,7 @@
         <w:spacing w:before="0" w:after="0" w:line="240" w:lineRule="auto"/>
       </w:pPr>
       <w:rPr>
-        <w:rFonts w:asciiTheme="majorHAnsi" w:eastAsiaTheme="majorEastAsia" w:hAnsiTheme="majorHAnsi" w:cstheme="majorBidi"/>
+        <w:rFonts w:ascii="Times New Roman" w:hAnsi="Times New Roman" w:cs="Times New Roman" w:eastAsia="宋体"/>
         <w:b/>
         <w:bCs/>
       </w:rPr>
@@ -3311,7 +3311,7 @@
         <w:spacing w:before="0" w:after="0" w:line="240" w:lineRule="auto"/>
       </w:pPr>
       <w:rPr>
-        <w:rFonts w:asciiTheme="majorHAnsi" w:eastAsiaTheme="majorEastAsia" w:hAnsiTheme="majorHAnsi" w:cstheme="majorBidi"/>
+        <w:rFonts w:ascii="Times New Roman" w:hAnsi="Times New Roman" w:cs="Times New Roman" w:eastAsia="宋体"/>
         <w:b/>
         <w:bCs/>
       </w:rPr>
@@ -3329,14 +3329,14 @@
     </w:tblStylePr>
     <w:tblStylePr w:type="firstCol">
       <w:rPr>
-        <w:rFonts w:asciiTheme="majorHAnsi" w:eastAsiaTheme="majorEastAsia" w:hAnsiTheme="majorHAnsi" w:cstheme="majorBidi"/>
+        <w:rFonts w:ascii="Times New Roman" w:hAnsi="Times New Roman" w:cs="Times New Roman" w:eastAsia="宋体"/>
         <w:b/>
         <w:bCs/>
       </w:rPr>
     </w:tblStylePr>
     <w:tblStylePr w:type="lastCol">
       <w:rPr>
-        <w:rFonts w:asciiTheme="majorHAnsi" w:eastAsiaTheme="majorEastAsia" w:hAnsiTheme="majorHAnsi" w:cstheme="majorBidi"/>
+        <w:rFonts w:ascii="Times New Roman" w:hAnsi="Times New Roman" w:cs="Times New Roman" w:eastAsia="宋体"/>
         <w:b/>
         <w:bCs/>
       </w:rPr>
@@ -3420,7 +3420,7 @@
         <w:spacing w:before="0" w:after="0" w:line="240" w:lineRule="auto"/>
       </w:pPr>
       <w:rPr>
-        <w:rFonts w:asciiTheme="majorHAnsi" w:eastAsiaTheme="majorEastAsia" w:hAnsiTheme="majorHAnsi" w:cstheme="majorBidi"/>
+        <w:rFonts w:ascii="Times New Roman" w:hAnsi="Times New Roman" w:cs="Times New Roman" w:eastAsia="宋体"/>
         <w:b/>
         <w:bCs/>
       </w:rPr>
@@ -3441,7 +3441,7 @@
         <w:spacing w:before="0" w:after="0" w:line="240" w:lineRule="auto"/>
       </w:pPr>
       <w:rPr>
-        <w:rFonts w:asciiTheme="majorHAnsi" w:eastAsiaTheme="majorEastAsia" w:hAnsiTheme="majorHAnsi" w:cstheme="majorBidi"/>
+        <w:rFonts w:ascii="Times New Roman" w:hAnsi="Times New Roman" w:cs="Times New Roman" w:eastAsia="宋体"/>
         <w:b/>
         <w:bCs/>
       </w:rPr>
@@ -3459,14 +3459,14 @@
     </w:tblStylePr>
     <w:tblStylePr w:type="firstCol">
       <w:rPr>
-        <w:rFonts w:asciiTheme="majorHAnsi" w:eastAsiaTheme="majorEastAsia" w:hAnsiTheme="majorHAnsi" w:cstheme="majorBidi"/>
+        <w:rFonts w:ascii="Times New Roman" w:hAnsi="Times New Roman" w:cs="Times New Roman" w:eastAsia="宋体"/>
         <w:b/>
         <w:bCs/>
       </w:rPr>
     </w:tblStylePr>
     <w:tblStylePr w:type="lastCol">
       <w:rPr>
-        <w:rFonts w:asciiTheme="majorHAnsi" w:eastAsiaTheme="majorEastAsia" w:hAnsiTheme="majorHAnsi" w:cstheme="majorBidi"/>
+        <w:rFonts w:ascii="Times New Roman" w:hAnsi="Times New Roman" w:cs="Times New Roman" w:eastAsia="宋体"/>
         <w:b/>
         <w:bCs/>
       </w:rPr>
@@ -3550,7 +3550,7 @@
         <w:spacing w:before="0" w:after="0" w:line="240" w:lineRule="auto"/>
       </w:pPr>
       <w:rPr>
-        <w:rFonts w:asciiTheme="majorHAnsi" w:eastAsiaTheme="majorEastAsia" w:hAnsiTheme="majorHAnsi" w:cstheme="majorBidi"/>
+        <w:rFonts w:ascii="Times New Roman" w:hAnsi="Times New Roman" w:cs="Times New Roman" w:eastAsia="宋体"/>
         <w:b/>
         <w:bCs/>
       </w:rPr>
@@ -3571,7 +3571,7 @@
         <w:spacing w:before="0" w:after="0" w:line="240" w:lineRule="auto"/>
       </w:pPr>
       <w:rPr>
-        <w:rFonts w:asciiTheme="majorHAnsi" w:eastAsiaTheme="majorEastAsia" w:hAnsiTheme="majorHAnsi" w:cstheme="majorBidi"/>
+        <w:rFonts w:ascii="Times New Roman" w:hAnsi="Times New Roman" w:cs="Times New Roman" w:eastAsia="宋体"/>
         <w:b/>
         <w:bCs/>
       </w:rPr>
@@ -3589,14 +3589,14 @@
     </w:tblStylePr>
     <w:tblStylePr w:type="firstCol">
       <w:rPr>
-        <w:rFonts w:asciiTheme="majorHAnsi" w:eastAsiaTheme="majorEastAsia" w:hAnsiTheme="majorHAnsi" w:cstheme="majorBidi"/>
+        <w:rFonts w:ascii="Times New Roman" w:hAnsi="Times New Roman" w:cs="Times New Roman" w:eastAsia="宋体"/>
         <w:b/>
         <w:bCs/>
       </w:rPr>
     </w:tblStylePr>
     <w:tblStylePr w:type="lastCol">
       <w:rPr>
-        <w:rFonts w:asciiTheme="majorHAnsi" w:eastAsiaTheme="majorEastAsia" w:hAnsiTheme="majorHAnsi" w:cstheme="majorBidi"/>
+        <w:rFonts w:ascii="Times New Roman" w:hAnsi="Times New Roman" w:cs="Times New Roman" w:eastAsia="宋体"/>
         <w:b/>
         <w:bCs/>
       </w:rPr>
@@ -3680,7 +3680,7 @@
         <w:spacing w:before="0" w:after="0" w:line="240" w:lineRule="auto"/>
       </w:pPr>
       <w:rPr>
-        <w:rFonts w:asciiTheme="majorHAnsi" w:eastAsiaTheme="majorEastAsia" w:hAnsiTheme="majorHAnsi" w:cstheme="majorBidi"/>
+        <w:rFonts w:ascii="Times New Roman" w:hAnsi="Times New Roman" w:cs="Times New Roman" w:eastAsia="宋体"/>
         <w:b/>
         <w:bCs/>
       </w:rPr>
@@ -3701,7 +3701,7 @@
         <w:spacing w:before="0" w:after="0" w:line="240" w:lineRule="auto"/>
       </w:pPr>
       <w:rPr>
-        <w:rFonts w:asciiTheme="majorHAnsi" w:eastAsiaTheme="majorEastAsia" w:hAnsiTheme="majorHAnsi" w:cstheme="majorBidi"/>
+        <w:rFonts w:ascii="Times New Roman" w:hAnsi="Times New Roman" w:cs="Times New Roman" w:eastAsia="宋体"/>
         <w:b/>
         <w:bCs/>
       </w:rPr>
@@ -3719,14 +3719,14 @@
     </w:tblStylePr>
     <w:tblStylePr w:type="firstCol">
       <w:rPr>
-        <w:rFonts w:asciiTheme="majorHAnsi" w:eastAsiaTheme="majorEastAsia" w:hAnsiTheme="majorHAnsi" w:cstheme="majorBidi"/>
+        <w:rFonts w:ascii="Times New Roman" w:hAnsi="Times New Roman" w:cs="Times New Roman" w:eastAsia="宋体"/>
         <w:b/>
         <w:bCs/>
       </w:rPr>
     </w:tblStylePr>
     <w:tblStylePr w:type="lastCol">
       <w:rPr>
-        <w:rFonts w:asciiTheme="majorHAnsi" w:eastAsiaTheme="majorEastAsia" w:hAnsiTheme="majorHAnsi" w:cstheme="majorBidi"/>
+        <w:rFonts w:ascii="Times New Roman" w:hAnsi="Times New Roman" w:cs="Times New Roman" w:eastAsia="宋体"/>
         <w:b/>
         <w:bCs/>
       </w:rPr>
@@ -3810,7 +3810,7 @@
         <w:spacing w:before="0" w:after="0" w:line="240" w:lineRule="auto"/>
       </w:pPr>
       <w:rPr>
-        <w:rFonts w:asciiTheme="majorHAnsi" w:eastAsiaTheme="majorEastAsia" w:hAnsiTheme="majorHAnsi" w:cstheme="majorBidi"/>
+        <w:rFonts w:ascii="Times New Roman" w:hAnsi="Times New Roman" w:cs="Times New Roman" w:eastAsia="宋体"/>
         <w:b/>
         <w:bCs/>
       </w:rPr>
@@ -3831,7 +3831,7 @@
         <w:spacing w:before="0" w:after="0" w:line="240" w:lineRule="auto"/>
       </w:pPr>
       <w:rPr>
-        <w:rFonts w:asciiTheme="majorHAnsi" w:eastAsiaTheme="majorEastAsia" w:hAnsiTheme="majorHAnsi" w:cstheme="majorBidi"/>
+        <w:rFonts w:ascii="Times New Roman" w:hAnsi="Times New Roman" w:cs="Times New Roman" w:eastAsia="宋体"/>
         <w:b/>
         <w:bCs/>
       </w:rPr>
@@ -3849,14 +3849,14 @@
     </w:tblStylePr>
     <w:tblStylePr w:type="firstCol">
       <w:rPr>
-        <w:rFonts w:asciiTheme="majorHAnsi" w:eastAsiaTheme="majorEastAsia" w:hAnsiTheme="majorHAnsi" w:cstheme="majorBidi"/>
+        <w:rFonts w:ascii="Times New Roman" w:hAnsi="Times New Roman" w:cs="Times New Roman" w:eastAsia="宋体"/>
         <w:b/>
         <w:bCs/>
       </w:rPr>
     </w:tblStylePr>
     <w:tblStylePr w:type="lastCol">
       <w:rPr>
-        <w:rFonts w:asciiTheme="majorHAnsi" w:eastAsiaTheme="majorEastAsia" w:hAnsiTheme="majorHAnsi" w:cstheme="majorBidi"/>
+        <w:rFonts w:ascii="Times New Roman" w:hAnsi="Times New Roman" w:cs="Times New Roman" w:eastAsia="宋体"/>
         <w:b/>
         <w:bCs/>
       </w:rPr>
@@ -3940,7 +3940,7 @@
         <w:spacing w:before="0" w:after="0" w:line="240" w:lineRule="auto"/>
       </w:pPr>
       <w:rPr>
-        <w:rFonts w:asciiTheme="majorHAnsi" w:eastAsiaTheme="majorEastAsia" w:hAnsiTheme="majorHAnsi" w:cstheme="majorBidi"/>
+        <w:rFonts w:ascii="Times New Roman" w:hAnsi="Times New Roman" w:cs="Times New Roman" w:eastAsia="宋体"/>
         <w:b/>
         <w:bCs/>
       </w:rPr>
@@ -3961,7 +3961,7 @@
         <w:spacing w:before="0" w:after="0" w:line="240" w:lineRule="auto"/>
       </w:pPr>
       <w:rPr>
-        <w:rFonts w:asciiTheme="majorHAnsi" w:eastAsiaTheme="majorEastAsia" w:hAnsiTheme="majorHAnsi" w:cstheme="majorBidi"/>
+        <w:rFonts w:ascii="Times New Roman" w:hAnsi="Times New Roman" w:cs="Times New Roman" w:eastAsia="宋体"/>
         <w:b/>
         <w:bCs/>
       </w:rPr>
@@ -3979,14 +3979,14 @@
     </w:tblStylePr>
     <w:tblStylePr w:type="firstCol">
       <w:rPr>
-        <w:rFonts w:asciiTheme="majorHAnsi" w:eastAsiaTheme="majorEastAsia" w:hAnsiTheme="majorHAnsi" w:cstheme="majorBidi"/>
+        <w:rFonts w:ascii="Times New Roman" w:hAnsi="Times New Roman" w:cs="Times New Roman" w:eastAsia="宋体"/>
         <w:b/>
         <w:bCs/>
       </w:rPr>
     </w:tblStylePr>
     <w:tblStylePr w:type="lastCol">
       <w:rPr>
-        <w:rFonts w:asciiTheme="majorHAnsi" w:eastAsiaTheme="majorEastAsia" w:hAnsiTheme="majorHAnsi" w:cstheme="majorBidi"/>
+        <w:rFonts w:ascii="Times New Roman" w:hAnsi="Times New Roman" w:cs="Times New Roman" w:eastAsia="宋体"/>
         <w:b/>
         <w:bCs/>
       </w:rPr>
@@ -4070,7 +4070,7 @@
         <w:spacing w:before="0" w:after="0" w:line="240" w:lineRule="auto"/>
       </w:pPr>
       <w:rPr>
-        <w:rFonts w:asciiTheme="majorHAnsi" w:eastAsiaTheme="majorEastAsia" w:hAnsiTheme="majorHAnsi" w:cstheme="majorBidi"/>
+        <w:rFonts w:ascii="Times New Roman" w:hAnsi="Times New Roman" w:cs="Times New Roman" w:eastAsia="宋体"/>
         <w:b/>
         <w:bCs/>
       </w:rPr>
@@ -4091,7 +4091,7 @@
         <w:spacing w:before="0" w:after="0" w:line="240" w:lineRule="auto"/>
       </w:pPr>
       <w:rPr>
-        <w:rFonts w:asciiTheme="majorHAnsi" w:eastAsiaTheme="majorEastAsia" w:hAnsiTheme="majorHAnsi" w:cstheme="majorBidi"/>
+        <w:rFonts w:ascii="Times New Roman" w:hAnsi="Times New Roman" w:cs="Times New Roman" w:eastAsia="宋体"/>
         <w:b/>
         <w:bCs/>
       </w:rPr>
@@ -4109,14 +4109,14 @@
     </w:tblStylePr>
     <w:tblStylePr w:type="firstCol">
       <w:rPr>
-        <w:rFonts w:asciiTheme="majorHAnsi" w:eastAsiaTheme="majorEastAsia" w:hAnsiTheme="majorHAnsi" w:cstheme="majorBidi"/>
+        <w:rFonts w:ascii="Times New Roman" w:hAnsi="Times New Roman" w:cs="Times New Roman" w:eastAsia="宋体"/>
         <w:b/>
         <w:bCs/>
       </w:rPr>
     </w:tblStylePr>
     <w:tblStylePr w:type="lastCol">
       <w:rPr>
-        <w:rFonts w:asciiTheme="majorHAnsi" w:eastAsiaTheme="majorEastAsia" w:hAnsiTheme="majorHAnsi" w:cstheme="majorBidi"/>
+        <w:rFonts w:ascii="Times New Roman" w:hAnsi="Times New Roman" w:cs="Times New Roman" w:eastAsia="宋体"/>
         <w:b/>
         <w:bCs/>
       </w:rPr>
@@ -5981,7 +5981,7 @@
     </w:tblPr>
     <w:tblStylePr w:type="firstRow">
       <w:rPr>
-        <w:rFonts w:asciiTheme="majorHAnsi" w:eastAsiaTheme="majorEastAsia" w:hAnsiTheme="majorHAnsi" w:cstheme="majorBidi"/>
+        <w:rFonts w:ascii="Times New Roman" w:hAnsi="Times New Roman" w:cs="Times New Roman" w:eastAsia="宋体"/>
       </w:rPr>
       <w:tblPr/>
       <w:tcPr>
@@ -6065,7 +6065,7 @@
     </w:tblPr>
     <w:tblStylePr w:type="firstRow">
       <w:rPr>
-        <w:rFonts w:asciiTheme="majorHAnsi" w:eastAsiaTheme="majorEastAsia" w:hAnsiTheme="majorHAnsi" w:cstheme="majorBidi"/>
+        <w:rFonts w:ascii="Times New Roman" w:hAnsi="Times New Roman" w:cs="Times New Roman" w:eastAsia="宋体"/>
       </w:rPr>
       <w:tblPr/>
       <w:tcPr>
@@ -6149,7 +6149,7 @@
     </w:tblPr>
     <w:tblStylePr w:type="firstRow">
       <w:rPr>
-        <w:rFonts w:asciiTheme="majorHAnsi" w:eastAsiaTheme="majorEastAsia" w:hAnsiTheme="majorHAnsi" w:cstheme="majorBidi"/>
+        <w:rFonts w:ascii="Times New Roman" w:hAnsi="Times New Roman" w:cs="Times New Roman" w:eastAsia="宋体"/>
       </w:rPr>
       <w:tblPr/>
       <w:tcPr>
@@ -6233,7 +6233,7 @@
     </w:tblPr>
     <w:tblStylePr w:type="firstRow">
       <w:rPr>
-        <w:rFonts w:asciiTheme="majorHAnsi" w:eastAsiaTheme="majorEastAsia" w:hAnsiTheme="majorHAnsi" w:cstheme="majorBidi"/>
+        <w:rFonts w:ascii="Times New Roman" w:hAnsi="Times New Roman" w:cs="Times New Roman" w:eastAsia="宋体"/>
       </w:rPr>
       <w:tblPr/>
       <w:tcPr>
@@ -6317,7 +6317,7 @@
     </w:tblPr>
     <w:tblStylePr w:type="firstRow">
       <w:rPr>
-        <w:rFonts w:asciiTheme="majorHAnsi" w:eastAsiaTheme="majorEastAsia" w:hAnsiTheme="majorHAnsi" w:cstheme="majorBidi"/>
+        <w:rFonts w:ascii="Times New Roman" w:hAnsi="Times New Roman" w:cs="Times New Roman" w:eastAsia="宋体"/>
       </w:rPr>
       <w:tblPr/>
       <w:tcPr>
@@ -6401,7 +6401,7 @@
     </w:tblPr>
     <w:tblStylePr w:type="firstRow">
       <w:rPr>
-        <w:rFonts w:asciiTheme="majorHAnsi" w:eastAsiaTheme="majorEastAsia" w:hAnsiTheme="majorHAnsi" w:cstheme="majorBidi"/>
+        <w:rFonts w:ascii="Times New Roman" w:hAnsi="Times New Roman" w:cs="Times New Roman" w:eastAsia="宋体"/>
       </w:rPr>
       <w:tblPr/>
       <w:tcPr>
@@ -6485,7 +6485,7 @@
     </w:tblPr>
     <w:tblStylePr w:type="firstRow">
       <w:rPr>
-        <w:rFonts w:asciiTheme="majorHAnsi" w:eastAsiaTheme="majorEastAsia" w:hAnsiTheme="majorHAnsi" w:cstheme="majorBidi"/>
+        <w:rFonts w:ascii="Times New Roman" w:hAnsi="Times New Roman" w:cs="Times New Roman" w:eastAsia="宋体"/>
       </w:rPr>
       <w:tblPr/>
       <w:tcPr>
@@ -6550,7 +6550,7 @@
       <w:spacing w:after="0" w:line="240" w:lineRule="auto"/>
     </w:pPr>
     <w:rPr>
-      <w:rFonts w:asciiTheme="majorHAnsi" w:eastAsiaTheme="majorEastAsia" w:hAnsiTheme="majorHAnsi" w:cstheme="majorBidi"/>
+      <w:rFonts w:ascii="Times New Roman" w:hAnsi="Times New Roman" w:cs="Times New Roman" w:eastAsia="宋体"/>
       <w:color w:val="000000" w:themeColor="text1"/>
     </w:rPr>
     <w:tblPr>
@@ -6678,7 +6678,7 @@
       <w:spacing w:after="0" w:line="240" w:lineRule="auto"/>
     </w:pPr>
     <w:rPr>
-      <w:rFonts w:asciiTheme="majorHAnsi" w:eastAsiaTheme="majorEastAsia" w:hAnsiTheme="majorHAnsi" w:cstheme="majorBidi"/>
+      <w:rFonts w:ascii="Times New Roman" w:hAnsi="Times New Roman" w:cs="Times New Roman" w:eastAsia="宋体"/>
       <w:color w:val="000000" w:themeColor="text1"/>
     </w:rPr>
     <w:tblPr>
@@ -6806,7 +6806,7 @@
       <w:spacing w:after="0" w:line="240" w:lineRule="auto"/>
     </w:pPr>
     <w:rPr>
-      <w:rFonts w:asciiTheme="majorHAnsi" w:eastAsiaTheme="majorEastAsia" w:hAnsiTheme="majorHAnsi" w:cstheme="majorBidi"/>
+      <w:rFonts w:ascii="Times New Roman" w:hAnsi="Times New Roman" w:cs="Times New Roman" w:eastAsia="宋体"/>
       <w:color w:val="000000" w:themeColor="text1"/>
     </w:rPr>
     <w:tblPr>
@@ -6934,7 +6934,7 @@
       <w:spacing w:after="0" w:line="240" w:lineRule="auto"/>
     </w:pPr>
     <w:rPr>
-      <w:rFonts w:asciiTheme="majorHAnsi" w:eastAsiaTheme="majorEastAsia" w:hAnsiTheme="majorHAnsi" w:cstheme="majorBidi"/>
+      <w:rFonts w:ascii="Times New Roman" w:hAnsi="Times New Roman" w:cs="Times New Roman" w:eastAsia="宋体"/>
       <w:color w:val="000000" w:themeColor="text1"/>
     </w:rPr>
     <w:tblPr>
@@ -7062,7 +7062,7 @@
       <w:spacing w:after="0" w:line="240" w:lineRule="auto"/>
     </w:pPr>
     <w:rPr>
-      <w:rFonts w:asciiTheme="majorHAnsi" w:eastAsiaTheme="majorEastAsia" w:hAnsiTheme="majorHAnsi" w:cstheme="majorBidi"/>
+      <w:rFonts w:ascii="Times New Roman" w:hAnsi="Times New Roman" w:cs="Times New Roman" w:eastAsia="宋体"/>
       <w:color w:val="000000" w:themeColor="text1"/>
     </w:rPr>
     <w:tblPr>
@@ -7190,7 +7190,7 @@
       <w:spacing w:after="0" w:line="240" w:lineRule="auto"/>
     </w:pPr>
     <w:rPr>
-      <w:rFonts w:asciiTheme="majorHAnsi" w:eastAsiaTheme="majorEastAsia" w:hAnsiTheme="majorHAnsi" w:cstheme="majorBidi"/>
+      <w:rFonts w:ascii="Times New Roman" w:hAnsi="Times New Roman" w:cs="Times New Roman" w:eastAsia="宋体"/>
       <w:color w:val="000000" w:themeColor="text1"/>
     </w:rPr>
     <w:tblPr>
@@ -7318,7 +7318,7 @@
       <w:spacing w:after="0" w:line="240" w:lineRule="auto"/>
     </w:pPr>
     <w:rPr>
-      <w:rFonts w:asciiTheme="majorHAnsi" w:eastAsiaTheme="majorEastAsia" w:hAnsiTheme="majorHAnsi" w:cstheme="majorBidi"/>
+      <w:rFonts w:ascii="Times New Roman" w:hAnsi="Times New Roman" w:cs="Times New Roman" w:eastAsia="宋体"/>
       <w:color w:val="000000" w:themeColor="text1"/>
     </w:rPr>
     <w:tblPr>
@@ -7957,7 +7957,7 @@
       <w:spacing w:after="0" w:line="240" w:lineRule="auto"/>
     </w:pPr>
     <w:rPr>
-      <w:rFonts w:asciiTheme="majorHAnsi" w:eastAsiaTheme="majorEastAsia" w:hAnsiTheme="majorHAnsi" w:cstheme="majorBidi"/>
+      <w:rFonts w:ascii="Times New Roman" w:hAnsi="Times New Roman" w:cs="Times New Roman" w:eastAsia="宋体"/>
       <w:color w:val="000000" w:themeColor="text1"/>
     </w:rPr>
     <w:tblPr>
@@ -8082,7 +8082,7 @@
       <w:spacing w:after="0" w:line="240" w:lineRule="auto"/>
     </w:pPr>
     <w:rPr>
-      <w:rFonts w:asciiTheme="majorHAnsi" w:eastAsiaTheme="majorEastAsia" w:hAnsiTheme="majorHAnsi" w:cstheme="majorBidi"/>
+      <w:rFonts w:ascii="Times New Roman" w:hAnsi="Times New Roman" w:cs="Times New Roman" w:eastAsia="宋体"/>
       <w:color w:val="000000" w:themeColor="text1"/>
     </w:rPr>
     <w:tblPr>
@@ -8207,7 +8207,7 @@
       <w:spacing w:after="0" w:line="240" w:lineRule="auto"/>
     </w:pPr>
     <w:rPr>
-      <w:rFonts w:asciiTheme="majorHAnsi" w:eastAsiaTheme="majorEastAsia" w:hAnsiTheme="majorHAnsi" w:cstheme="majorBidi"/>
+      <w:rFonts w:ascii="Times New Roman" w:hAnsi="Times New Roman" w:cs="Times New Roman" w:eastAsia="宋体"/>
       <w:color w:val="000000" w:themeColor="text1"/>
     </w:rPr>
     <w:tblPr>
@@ -8332,7 +8332,7 @@
       <w:spacing w:after="0" w:line="240" w:lineRule="auto"/>
     </w:pPr>
     <w:rPr>
-      <w:rFonts w:asciiTheme="majorHAnsi" w:eastAsiaTheme="majorEastAsia" w:hAnsiTheme="majorHAnsi" w:cstheme="majorBidi"/>
+      <w:rFonts w:ascii="Times New Roman" w:hAnsi="Times New Roman" w:cs="Times New Roman" w:eastAsia="宋体"/>
       <w:color w:val="000000" w:themeColor="text1"/>
     </w:rPr>
     <w:tblPr>
@@ -8457,7 +8457,7 @@
       <w:spacing w:after="0" w:line="240" w:lineRule="auto"/>
     </w:pPr>
     <w:rPr>
-      <w:rFonts w:asciiTheme="majorHAnsi" w:eastAsiaTheme="majorEastAsia" w:hAnsiTheme="majorHAnsi" w:cstheme="majorBidi"/>
+      <w:rFonts w:ascii="Times New Roman" w:hAnsi="Times New Roman" w:cs="Times New Roman" w:eastAsia="宋体"/>
       <w:color w:val="000000" w:themeColor="text1"/>
     </w:rPr>
     <w:tblPr>
@@ -8582,7 +8582,7 @@
       <w:spacing w:after="0" w:line="240" w:lineRule="auto"/>
     </w:pPr>
     <w:rPr>
-      <w:rFonts w:asciiTheme="majorHAnsi" w:eastAsiaTheme="majorEastAsia" w:hAnsiTheme="majorHAnsi" w:cstheme="majorBidi"/>
+      <w:rFonts w:ascii="Times New Roman" w:hAnsi="Times New Roman" w:cs="Times New Roman" w:eastAsia="宋体"/>
       <w:color w:val="000000" w:themeColor="text1"/>
     </w:rPr>
     <w:tblPr>
@@ -8707,7 +8707,7 @@
       <w:spacing w:after="0" w:line="240" w:lineRule="auto"/>
     </w:pPr>
     <w:rPr>
-      <w:rFonts w:asciiTheme="majorHAnsi" w:eastAsiaTheme="majorEastAsia" w:hAnsiTheme="majorHAnsi" w:cstheme="majorBidi"/>
+      <w:rFonts w:ascii="Times New Roman" w:hAnsi="Times New Roman" w:cs="Times New Roman" w:eastAsia="宋体"/>
       <w:color w:val="000000" w:themeColor="text1"/>
     </w:rPr>
     <w:tblPr>
@@ -12622,10 +12622,10 @@
   <w:docDefaults>
     <w:rPrDefault>
       <w:rPr>
-        <w:rFonts w:asciiTheme="minorHAnsi" w:eastAsiaTheme="minorEastAsia" w:hAnsiTheme="minorHAnsi" w:cstheme="minorBidi"/>
+        <w:rFonts w:ascii="Times New Roman" w:hAnsi="Times New Roman" w:cs="Times New Roman" w:eastAsia="宋体"/>
         <w:sz w:val="22"/>
         <w:szCs w:val="22"/>
-        <w:lang w:val="en-US" w:eastAsia="en-US" w:bidi="ar-SA"/>
+        <w:lang w:val="en-US" w:eastAsia="zh-CN" w:bidi="ar-SA"/>
       </w:rPr>
     </w:rPrDefault>
     <w:pPrDefault>
@@ -12793,7 +12793,7 @@
       <w:outlineLvl w:val="0"/>
     </w:pPr>
     <w:rPr>
-      <w:rFonts w:asciiTheme="majorHAnsi" w:eastAsiaTheme="majorEastAsia" w:hAnsiTheme="majorHAnsi" w:cstheme="majorBidi"/>
+      <w:rFonts w:ascii="Times New Roman" w:hAnsi="Times New Roman" w:cs="Times New Roman" w:eastAsia="黑体"/>
       <w:b/>
       <w:bCs/>
       <w:color w:val="365F91" w:themeColor="accent1" w:themeShade="BF"/>
@@ -12817,7 +12817,7 @@
       <w:outlineLvl w:val="1"/>
     </w:pPr>
     <w:rPr>
-      <w:rFonts w:asciiTheme="majorHAnsi" w:eastAsiaTheme="majorEastAsia" w:hAnsiTheme="majorHAnsi" w:cstheme="majorBidi"/>
+      <w:rFonts w:ascii="Times New Roman" w:hAnsi="Times New Roman" w:cs="Times New Roman" w:eastAsia="黑体"/>
       <w:b/>
       <w:bCs/>
       <w:color w:val="4F81BD" w:themeColor="accent1"/>
@@ -12841,7 +12841,7 @@
       <w:outlineLvl w:val="2"/>
     </w:pPr>
     <w:rPr>
-      <w:rFonts w:asciiTheme="majorHAnsi" w:eastAsiaTheme="majorEastAsia" w:hAnsiTheme="majorHAnsi" w:cstheme="majorBidi"/>
+      <w:rFonts w:ascii="Times New Roman" w:hAnsi="Times New Roman" w:cs="Times New Roman" w:eastAsia="黑体"/>
       <w:b/>
       <w:bCs/>
       <w:color w:val="4F81BD" w:themeColor="accent1"/>
@@ -12864,7 +12864,7 @@
       <w:outlineLvl w:val="3"/>
     </w:pPr>
     <w:rPr>
-      <w:rFonts w:asciiTheme="majorHAnsi" w:eastAsiaTheme="majorEastAsia" w:hAnsiTheme="majorHAnsi" w:cstheme="majorBidi"/>
+      <w:rFonts w:ascii="Times New Roman" w:hAnsi="Times New Roman" w:cs="Times New Roman" w:eastAsia="黑体"/>
       <w:b/>
       <w:bCs/>
       <w:i/>
@@ -12889,7 +12889,7 @@
       <w:outlineLvl w:val="4"/>
     </w:pPr>
     <w:rPr>
-      <w:rFonts w:asciiTheme="majorHAnsi" w:eastAsiaTheme="majorEastAsia" w:hAnsiTheme="majorHAnsi" w:cstheme="majorBidi"/>
+      <w:rFonts w:ascii="Times New Roman" w:hAnsi="Times New Roman" w:cs="Times New Roman" w:eastAsia="黑体"/>
       <w:color w:val="243F60" w:themeColor="accent1" w:themeShade="7F"/>
     </w:rPr>
   </w:style>
@@ -12910,7 +12910,7 @@
       <w:outlineLvl w:val="5"/>
     </w:pPr>
     <w:rPr>
-      <w:rFonts w:asciiTheme="majorHAnsi" w:eastAsiaTheme="majorEastAsia" w:hAnsiTheme="majorHAnsi" w:cstheme="majorBidi"/>
+      <w:rFonts w:ascii="Times New Roman" w:hAnsi="Times New Roman" w:cs="Times New Roman" w:eastAsia="黑体"/>
       <w:i/>
       <w:iCs/>
       <w:color w:val="243F60" w:themeColor="accent1" w:themeShade="7F"/>
@@ -12933,7 +12933,7 @@
       <w:outlineLvl w:val="6"/>
     </w:pPr>
     <w:rPr>
-      <w:rFonts w:asciiTheme="majorHAnsi" w:eastAsiaTheme="majorEastAsia" w:hAnsiTheme="majorHAnsi" w:cstheme="majorBidi"/>
+      <w:rFonts w:ascii="Times New Roman" w:hAnsi="Times New Roman" w:cs="Times New Roman" w:eastAsia="黑体"/>
       <w:i/>
       <w:iCs/>
       <w:color w:val="404040" w:themeColor="text1" w:themeTint="BF"/>
@@ -12956,7 +12956,7 @@
       <w:outlineLvl w:val="7"/>
     </w:pPr>
     <w:rPr>
-      <w:rFonts w:asciiTheme="majorHAnsi" w:eastAsiaTheme="majorEastAsia" w:hAnsiTheme="majorHAnsi" w:cstheme="majorBidi"/>
+      <w:rFonts w:ascii="Times New Roman" w:hAnsi="Times New Roman" w:cs="Times New Roman" w:eastAsia="黑体"/>
       <w:color w:val="4F81BD" w:themeColor="accent1"/>
       <w:sz w:val="20"/>
       <w:szCs w:val="20"/>
@@ -12979,7 +12979,7 @@
       <w:outlineLvl w:val="8"/>
     </w:pPr>
     <w:rPr>
-      <w:rFonts w:asciiTheme="majorHAnsi" w:eastAsiaTheme="majorEastAsia" w:hAnsiTheme="majorHAnsi" w:cstheme="majorBidi"/>
+      <w:rFonts w:ascii="Times New Roman" w:hAnsi="Times New Roman" w:cs="Times New Roman" w:eastAsia="黑体"/>
       <w:i/>
       <w:iCs/>
       <w:color w:val="404040" w:themeColor="text1" w:themeTint="BF"/>
@@ -13030,7 +13030,7 @@
     <w:uiPriority w:val="9"/>
     <w:rsid w:val="00FC693F"/>
     <w:rPr>
-      <w:rFonts w:asciiTheme="majorHAnsi" w:eastAsiaTheme="majorEastAsia" w:hAnsiTheme="majorHAnsi" w:cstheme="majorBidi"/>
+      <w:rFonts w:ascii="Times New Roman" w:hAnsi="Times New Roman" w:cs="Times New Roman" w:eastAsia="黑体"/>
       <w:b/>
       <w:bCs/>
       <w:color w:val="365F91" w:themeColor="accent1" w:themeShade="BF"/>
@@ -13045,7 +13045,7 @@
     <w:uiPriority w:val="9"/>
     <w:rsid w:val="00FC693F"/>
     <w:rPr>
-      <w:rFonts w:asciiTheme="majorHAnsi" w:eastAsiaTheme="majorEastAsia" w:hAnsiTheme="majorHAnsi" w:cstheme="majorBidi"/>
+      <w:rFonts w:ascii="Times New Roman" w:hAnsi="Times New Roman" w:cs="Times New Roman" w:eastAsia="黑体"/>
       <w:b/>
       <w:bCs/>
       <w:color w:val="4F81BD" w:themeColor="accent1"/>
@@ -13060,7 +13060,7 @@
     <w:uiPriority w:val="9"/>
     <w:rsid w:val="00FC693F"/>
     <w:rPr>
-      <w:rFonts w:asciiTheme="majorHAnsi" w:eastAsiaTheme="majorEastAsia" w:hAnsiTheme="majorHAnsi" w:cstheme="majorBidi"/>
+      <w:rFonts w:ascii="Times New Roman" w:hAnsi="Times New Roman" w:cs="Times New Roman" w:eastAsia="黑体"/>
       <w:b/>
       <w:bCs/>
       <w:color w:val="4F81BD" w:themeColor="accent1"/>
@@ -13082,7 +13082,7 @@
       <w:contextualSpacing/>
     </w:pPr>
     <w:rPr>
-      <w:rFonts w:asciiTheme="majorHAnsi" w:eastAsiaTheme="majorEastAsia" w:hAnsiTheme="majorHAnsi" w:cstheme="majorBidi"/>
+      <w:rFonts w:ascii="Times New Roman" w:hAnsi="Times New Roman" w:cs="Times New Roman" w:eastAsia="黑体"/>
       <w:color w:val="17365D" w:themeColor="text2" w:themeShade="BF"/>
       <w:spacing w:val="5"/>
       <w:kern w:val="28"/>
@@ -13097,7 +13097,7 @@
     <w:uiPriority w:val="10"/>
     <w:rsid w:val="00FC693F"/>
     <w:rPr>
-      <w:rFonts w:asciiTheme="majorHAnsi" w:eastAsiaTheme="majorEastAsia" w:hAnsiTheme="majorHAnsi" w:cstheme="majorBidi"/>
+      <w:rFonts w:ascii="Times New Roman" w:hAnsi="Times New Roman" w:cs="Times New Roman" w:eastAsia="黑体"/>
       <w:color w:val="17365D" w:themeColor="text2" w:themeShade="BF"/>
       <w:spacing w:val="5"/>
       <w:kern w:val="28"/>
@@ -13119,7 +13119,7 @@
       </w:numPr>
     </w:pPr>
     <w:rPr>
-      <w:rFonts w:asciiTheme="majorHAnsi" w:eastAsiaTheme="majorEastAsia" w:hAnsiTheme="majorHAnsi" w:cstheme="majorBidi"/>
+      <w:rFonts w:ascii="Times New Roman" w:hAnsi="Times New Roman" w:cs="Times New Roman" w:eastAsia="黑体"/>
       <w:i/>
       <w:iCs/>
       <w:color w:val="4F81BD" w:themeColor="accent1"/>
@@ -13135,7 +13135,7 @@
     <w:uiPriority w:val="11"/>
     <w:rsid w:val="00FC693F"/>
     <w:rPr>
-      <w:rFonts w:asciiTheme="majorHAnsi" w:eastAsiaTheme="majorEastAsia" w:hAnsiTheme="majorHAnsi" w:cstheme="majorBidi"/>
+      <w:rFonts w:ascii="Times New Roman" w:hAnsi="Times New Roman" w:cs="Times New Roman" w:eastAsia="黑体"/>
       <w:i/>
       <w:iCs/>
       <w:color w:val="4F81BD" w:themeColor="accent1"/>
@@ -13382,7 +13382,7 @@
       </w:tabs>
     </w:pPr>
     <w:rPr>
-      <w:rFonts w:ascii="Courier" w:hAnsi="Courier"/>
+      <w:rFonts w:ascii="Times New Roman" w:hAnsi="Times New Roman" w:cs="Times New Roman" w:eastAsia="宋体"/>
       <w:sz w:val="20"/>
       <w:szCs w:val="20"/>
     </w:rPr>
@@ -13394,7 +13394,7 @@
     <w:uiPriority w:val="99"/>
     <w:rsid w:val="0029639D"/>
     <w:rPr>
-      <w:rFonts w:ascii="Courier" w:hAnsi="Courier"/>
+      <w:rFonts w:ascii="Times New Roman" w:hAnsi="Times New Roman" w:cs="Times New Roman" w:eastAsia="宋体"/>
       <w:sz w:val="20"/>
       <w:szCs w:val="20"/>
     </w:rPr>
@@ -13433,7 +13433,7 @@
     <w:semiHidden/>
     <w:rsid w:val="00FC693F"/>
     <w:rPr>
-      <w:rFonts w:asciiTheme="majorHAnsi" w:eastAsiaTheme="majorEastAsia" w:hAnsiTheme="majorHAnsi" w:cstheme="majorBidi"/>
+      <w:rFonts w:ascii="Times New Roman" w:hAnsi="Times New Roman" w:cs="Times New Roman" w:eastAsia="黑体"/>
       <w:b/>
       <w:bCs/>
       <w:i/>
@@ -13449,7 +13449,7 @@
     <w:semiHidden/>
     <w:rsid w:val="00FC693F"/>
     <w:rPr>
-      <w:rFonts w:asciiTheme="majorHAnsi" w:eastAsiaTheme="majorEastAsia" w:hAnsiTheme="majorHAnsi" w:cstheme="majorBidi"/>
+      <w:rFonts w:ascii="Times New Roman" w:hAnsi="Times New Roman" w:cs="Times New Roman" w:eastAsia="黑体"/>
       <w:color w:val="243F60" w:themeColor="accent1" w:themeShade="7F"/>
     </w:rPr>
   </w:style>
@@ -13461,7 +13461,7 @@
     <w:semiHidden/>
     <w:rsid w:val="00FC693F"/>
     <w:rPr>
-      <w:rFonts w:asciiTheme="majorHAnsi" w:eastAsiaTheme="majorEastAsia" w:hAnsiTheme="majorHAnsi" w:cstheme="majorBidi"/>
+      <w:rFonts w:ascii="Times New Roman" w:hAnsi="Times New Roman" w:cs="Times New Roman" w:eastAsia="黑体"/>
       <w:i/>
       <w:iCs/>
       <w:color w:val="243F60" w:themeColor="accent1" w:themeShade="7F"/>
@@ -13475,7 +13475,7 @@
     <w:semiHidden/>
     <w:rsid w:val="00FC693F"/>
     <w:rPr>
-      <w:rFonts w:asciiTheme="majorHAnsi" w:eastAsiaTheme="majorEastAsia" w:hAnsiTheme="majorHAnsi" w:cstheme="majorBidi"/>
+      <w:rFonts w:ascii="Times New Roman" w:hAnsi="Times New Roman" w:cs="Times New Roman" w:eastAsia="黑体"/>
       <w:i/>
       <w:iCs/>
       <w:color w:val="404040" w:themeColor="text1" w:themeTint="BF"/>
@@ -13489,7 +13489,7 @@
     <w:semiHidden/>
     <w:rsid w:val="00FC693F"/>
     <w:rPr>
-      <w:rFonts w:asciiTheme="majorHAnsi" w:eastAsiaTheme="majorEastAsia" w:hAnsiTheme="majorHAnsi" w:cstheme="majorBidi"/>
+      <w:rFonts w:ascii="Times New Roman" w:hAnsi="Times New Roman" w:cs="Times New Roman" w:eastAsia="黑体"/>
       <w:color w:val="4F81BD" w:themeColor="accent1"/>
       <w:sz w:val="20"/>
       <w:szCs w:val="20"/>
@@ -13503,7 +13503,7 @@
     <w:semiHidden/>
     <w:rsid w:val="00FC693F"/>
     <w:rPr>
-      <w:rFonts w:asciiTheme="majorHAnsi" w:eastAsiaTheme="majorEastAsia" w:hAnsiTheme="majorHAnsi" w:cstheme="majorBidi"/>
+      <w:rFonts w:ascii="Times New Roman" w:hAnsi="Times New Roman" w:cs="Times New Roman" w:eastAsia="黑体"/>
       <w:i/>
       <w:iCs/>
       <w:color w:val="404040" w:themeColor="text1" w:themeTint="BF"/>
@@ -15092,7 +15092,7 @@
         <w:spacing w:before="0" w:after="0" w:line="240" w:lineRule="auto"/>
       </w:pPr>
       <w:rPr>
-        <w:rFonts w:asciiTheme="majorHAnsi" w:eastAsiaTheme="majorEastAsia" w:hAnsiTheme="majorHAnsi" w:cstheme="majorBidi"/>
+        <w:rFonts w:ascii="Times New Roman" w:hAnsi="Times New Roman" w:cs="Times New Roman" w:eastAsia="宋体"/>
         <w:b/>
         <w:bCs/>
       </w:rPr>
@@ -15113,7 +15113,7 @@
         <w:spacing w:before="0" w:after="0" w:line="240" w:lineRule="auto"/>
       </w:pPr>
       <w:rPr>
-        <w:rFonts w:asciiTheme="majorHAnsi" w:eastAsiaTheme="majorEastAsia" w:hAnsiTheme="majorHAnsi" w:cstheme="majorBidi"/>
+        <w:rFonts w:ascii="Times New Roman" w:hAnsi="Times New Roman" w:cs="Times New Roman" w:eastAsia="宋体"/>
         <w:b/>
         <w:bCs/>
       </w:rPr>
@@ -15131,14 +15131,14 @@
     </w:tblStylePr>
     <w:tblStylePr w:type="firstCol">
       <w:rPr>
-        <w:rFonts w:asciiTheme="majorHAnsi" w:eastAsiaTheme="majorEastAsia" w:hAnsiTheme="majorHAnsi" w:cstheme="majorBidi"/>
+        <w:rFonts w:ascii="Times New Roman" w:hAnsi="Times New Roman" w:cs="Times New Roman" w:eastAsia="宋体"/>
         <w:b/>
         <w:bCs/>
       </w:rPr>
     </w:tblStylePr>
     <w:tblStylePr w:type="lastCol">
       <w:rPr>
-        <w:rFonts w:asciiTheme="majorHAnsi" w:eastAsiaTheme="majorEastAsia" w:hAnsiTheme="majorHAnsi" w:cstheme="majorBidi"/>
+        <w:rFonts w:ascii="Times New Roman" w:hAnsi="Times New Roman" w:cs="Times New Roman" w:eastAsia="宋体"/>
         <w:b/>
         <w:bCs/>
       </w:rPr>
@@ -15222,7 +15222,7 @@
         <w:spacing w:before="0" w:after="0" w:line="240" w:lineRule="auto"/>
       </w:pPr>
       <w:rPr>
-        <w:rFonts w:asciiTheme="majorHAnsi" w:eastAsiaTheme="majorEastAsia" w:hAnsiTheme="majorHAnsi" w:cstheme="majorBidi"/>
+        <w:rFonts w:ascii="Times New Roman" w:hAnsi="Times New Roman" w:cs="Times New Roman" w:eastAsia="宋体"/>
         <w:b/>
         <w:bCs/>
       </w:rPr>
@@ -15243,7 +15243,7 @@
         <w:spacing w:before="0" w:after="0" w:line="240" w:lineRule="auto"/>
       </w:pPr>
       <w:rPr>
-        <w:rFonts w:asciiTheme="majorHAnsi" w:eastAsiaTheme="majorEastAsia" w:hAnsiTheme="majorHAnsi" w:cstheme="majorBidi"/>
+        <w:rFonts w:ascii="Times New Roman" w:hAnsi="Times New Roman" w:cs="Times New Roman" w:eastAsia="宋体"/>
         <w:b/>
         <w:bCs/>
       </w:rPr>
@@ -15261,14 +15261,14 @@
     </w:tblStylePr>
     <w:tblStylePr w:type="firstCol">
       <w:rPr>
-        <w:rFonts w:asciiTheme="majorHAnsi" w:eastAsiaTheme="majorEastAsia" w:hAnsiTheme="majorHAnsi" w:cstheme="majorBidi"/>
+        <w:rFonts w:ascii="Times New Roman" w:hAnsi="Times New Roman" w:cs="Times New Roman" w:eastAsia="宋体"/>
         <w:b/>
         <w:bCs/>
       </w:rPr>
     </w:tblStylePr>
     <w:tblStylePr w:type="lastCol">
       <w:rPr>
-        <w:rFonts w:asciiTheme="majorHAnsi" w:eastAsiaTheme="majorEastAsia" w:hAnsiTheme="majorHAnsi" w:cstheme="majorBidi"/>
+        <w:rFonts w:ascii="Times New Roman" w:hAnsi="Times New Roman" w:cs="Times New Roman" w:eastAsia="宋体"/>
         <w:b/>
         <w:bCs/>
       </w:rPr>
@@ -15352,7 +15352,7 @@
         <w:spacing w:before="0" w:after="0" w:line="240" w:lineRule="auto"/>
       </w:pPr>
       <w:rPr>
-        <w:rFonts w:asciiTheme="majorHAnsi" w:eastAsiaTheme="majorEastAsia" w:hAnsiTheme="majorHAnsi" w:cstheme="majorBidi"/>
+        <w:rFonts w:ascii="Times New Roman" w:hAnsi="Times New Roman" w:cs="Times New Roman" w:eastAsia="宋体"/>
         <w:b/>
         <w:bCs/>
       </w:rPr>
@@ -15373,7 +15373,7 @@
         <w:spacing w:before="0" w:after="0" w:line="240" w:lineRule="auto"/>
       </w:pPr>
       <w:rPr>
-        <w:rFonts w:asciiTheme="majorHAnsi" w:eastAsiaTheme="majorEastAsia" w:hAnsiTheme="majorHAnsi" w:cstheme="majorBidi"/>
+        <w:rFonts w:ascii="Times New Roman" w:hAnsi="Times New Roman" w:cs="Times New Roman" w:eastAsia="宋体"/>
         <w:b/>
         <w:bCs/>
       </w:rPr>
@@ -15391,14 +15391,14 @@
     </w:tblStylePr>
     <w:tblStylePr w:type="firstCol">
       <w:rPr>
-        <w:rFonts w:asciiTheme="majorHAnsi" w:eastAsiaTheme="majorEastAsia" w:hAnsiTheme="majorHAnsi" w:cstheme="majorBidi"/>
+        <w:rFonts w:ascii="Times New Roman" w:hAnsi="Times New Roman" w:cs="Times New Roman" w:eastAsia="宋体"/>
         <w:b/>
         <w:bCs/>
       </w:rPr>
     </w:tblStylePr>
     <w:tblStylePr w:type="lastCol">
       <w:rPr>
-        <w:rFonts w:asciiTheme="majorHAnsi" w:eastAsiaTheme="majorEastAsia" w:hAnsiTheme="majorHAnsi" w:cstheme="majorBidi"/>
+        <w:rFonts w:ascii="Times New Roman" w:hAnsi="Times New Roman" w:cs="Times New Roman" w:eastAsia="宋体"/>
         <w:b/>
         <w:bCs/>
       </w:rPr>
@@ -15482,7 +15482,7 @@
         <w:spacing w:before="0" w:after="0" w:line="240" w:lineRule="auto"/>
       </w:pPr>
       <w:rPr>
-        <w:rFonts w:asciiTheme="majorHAnsi" w:eastAsiaTheme="majorEastAsia" w:hAnsiTheme="majorHAnsi" w:cstheme="majorBidi"/>
+        <w:rFonts w:ascii="Times New Roman" w:hAnsi="Times New Roman" w:cs="Times New Roman" w:eastAsia="宋体"/>
         <w:b/>
         <w:bCs/>
       </w:rPr>
@@ -15503,7 +15503,7 @@
         <w:spacing w:before="0" w:after="0" w:line="240" w:lineRule="auto"/>
       </w:pPr>
       <w:rPr>
-        <w:rFonts w:asciiTheme="majorHAnsi" w:eastAsiaTheme="majorEastAsia" w:hAnsiTheme="majorHAnsi" w:cstheme="majorBidi"/>
+        <w:rFonts w:ascii="Times New Roman" w:hAnsi="Times New Roman" w:cs="Times New Roman" w:eastAsia="宋体"/>
         <w:b/>
         <w:bCs/>
       </w:rPr>
@@ -15521,14 +15521,14 @@
     </w:tblStylePr>
     <w:tblStylePr w:type="firstCol">
       <w:rPr>
-        <w:rFonts w:asciiTheme="majorHAnsi" w:eastAsiaTheme="majorEastAsia" w:hAnsiTheme="majorHAnsi" w:cstheme="majorBidi"/>
+        <w:rFonts w:ascii="Times New Roman" w:hAnsi="Times New Roman" w:cs="Times New Roman" w:eastAsia="宋体"/>
         <w:b/>
         <w:bCs/>
       </w:rPr>
     </w:tblStylePr>
     <w:tblStylePr w:type="lastCol">
       <w:rPr>
-        <w:rFonts w:asciiTheme="majorHAnsi" w:eastAsiaTheme="majorEastAsia" w:hAnsiTheme="majorHAnsi" w:cstheme="majorBidi"/>
+        <w:rFonts w:ascii="Times New Roman" w:hAnsi="Times New Roman" w:cs="Times New Roman" w:eastAsia="宋体"/>
         <w:b/>
         <w:bCs/>
       </w:rPr>
@@ -15612,7 +15612,7 @@
         <w:spacing w:before="0" w:after="0" w:line="240" w:lineRule="auto"/>
       </w:pPr>
       <w:rPr>
-        <w:rFonts w:asciiTheme="majorHAnsi" w:eastAsiaTheme="majorEastAsia" w:hAnsiTheme="majorHAnsi" w:cstheme="majorBidi"/>
+        <w:rFonts w:ascii="Times New Roman" w:hAnsi="Times New Roman" w:cs="Times New Roman" w:eastAsia="宋体"/>
         <w:b/>
         <w:bCs/>
       </w:rPr>
@@ -15633,7 +15633,7 @@
         <w:spacing w:before="0" w:after="0" w:line="240" w:lineRule="auto"/>
       </w:pPr>
       <w:rPr>
-        <w:rFonts w:asciiTheme="majorHAnsi" w:eastAsiaTheme="majorEastAsia" w:hAnsiTheme="majorHAnsi" w:cstheme="majorBidi"/>
+        <w:rFonts w:ascii="Times New Roman" w:hAnsi="Times New Roman" w:cs="Times New Roman" w:eastAsia="宋体"/>
         <w:b/>
         <w:bCs/>
       </w:rPr>
@@ -15651,14 +15651,14 @@
     </w:tblStylePr>
     <w:tblStylePr w:type="firstCol">
       <w:rPr>
-        <w:rFonts w:asciiTheme="majorHAnsi" w:eastAsiaTheme="majorEastAsia" w:hAnsiTheme="majorHAnsi" w:cstheme="majorBidi"/>
+        <w:rFonts w:ascii="Times New Roman" w:hAnsi="Times New Roman" w:cs="Times New Roman" w:eastAsia="宋体"/>
         <w:b/>
         <w:bCs/>
       </w:rPr>
     </w:tblStylePr>
     <w:tblStylePr w:type="lastCol">
       <w:rPr>
-        <w:rFonts w:asciiTheme="majorHAnsi" w:eastAsiaTheme="majorEastAsia" w:hAnsiTheme="majorHAnsi" w:cstheme="majorBidi"/>
+        <w:rFonts w:ascii="Times New Roman" w:hAnsi="Times New Roman" w:cs="Times New Roman" w:eastAsia="宋体"/>
         <w:b/>
         <w:bCs/>
       </w:rPr>
@@ -15742,7 +15742,7 @@
         <w:spacing w:before="0" w:after="0" w:line="240" w:lineRule="auto"/>
       </w:pPr>
       <w:rPr>
-        <w:rFonts w:asciiTheme="majorHAnsi" w:eastAsiaTheme="majorEastAsia" w:hAnsiTheme="majorHAnsi" w:cstheme="majorBidi"/>
+        <w:rFonts w:ascii="Times New Roman" w:hAnsi="Times New Roman" w:cs="Times New Roman" w:eastAsia="宋体"/>
         <w:b/>
         <w:bCs/>
       </w:rPr>
@@ -15763,7 +15763,7 @@
         <w:spacing w:before="0" w:after="0" w:line="240" w:lineRule="auto"/>
       </w:pPr>
       <w:rPr>
-        <w:rFonts w:asciiTheme="majorHAnsi" w:eastAsiaTheme="majorEastAsia" w:hAnsiTheme="majorHAnsi" w:cstheme="majorBidi"/>
+        <w:rFonts w:ascii="Times New Roman" w:hAnsi="Times New Roman" w:cs="Times New Roman" w:eastAsia="宋体"/>
         <w:b/>
         <w:bCs/>
       </w:rPr>
@@ -15781,14 +15781,14 @@
     </w:tblStylePr>
     <w:tblStylePr w:type="firstCol">
       <w:rPr>
-        <w:rFonts w:asciiTheme="majorHAnsi" w:eastAsiaTheme="majorEastAsia" w:hAnsiTheme="majorHAnsi" w:cstheme="majorBidi"/>
+        <w:rFonts w:ascii="Times New Roman" w:hAnsi="Times New Roman" w:cs="Times New Roman" w:eastAsia="宋体"/>
         <w:b/>
         <w:bCs/>
       </w:rPr>
     </w:tblStylePr>
     <w:tblStylePr w:type="lastCol">
       <w:rPr>
-        <w:rFonts w:asciiTheme="majorHAnsi" w:eastAsiaTheme="majorEastAsia" w:hAnsiTheme="majorHAnsi" w:cstheme="majorBidi"/>
+        <w:rFonts w:ascii="Times New Roman" w:hAnsi="Times New Roman" w:cs="Times New Roman" w:eastAsia="宋体"/>
         <w:b/>
         <w:bCs/>
       </w:rPr>
@@ -15872,7 +15872,7 @@
         <w:spacing w:before="0" w:after="0" w:line="240" w:lineRule="auto"/>
       </w:pPr>
       <w:rPr>
-        <w:rFonts w:asciiTheme="majorHAnsi" w:eastAsiaTheme="majorEastAsia" w:hAnsiTheme="majorHAnsi" w:cstheme="majorBidi"/>
+        <w:rFonts w:ascii="Times New Roman" w:hAnsi="Times New Roman" w:cs="Times New Roman" w:eastAsia="宋体"/>
         <w:b/>
         <w:bCs/>
       </w:rPr>
@@ -15893,7 +15893,7 @@
         <w:spacing w:before="0" w:after="0" w:line="240" w:lineRule="auto"/>
       </w:pPr>
       <w:rPr>
-        <w:rFonts w:asciiTheme="majorHAnsi" w:eastAsiaTheme="majorEastAsia" w:hAnsiTheme="majorHAnsi" w:cstheme="majorBidi"/>
+        <w:rFonts w:ascii="Times New Roman" w:hAnsi="Times New Roman" w:cs="Times New Roman" w:eastAsia="宋体"/>
         <w:b/>
         <w:bCs/>
       </w:rPr>
@@ -15911,14 +15911,14 @@
     </w:tblStylePr>
     <w:tblStylePr w:type="firstCol">
       <w:rPr>
-        <w:rFonts w:asciiTheme="majorHAnsi" w:eastAsiaTheme="majorEastAsia" w:hAnsiTheme="majorHAnsi" w:cstheme="majorBidi"/>
+        <w:rFonts w:ascii="Times New Roman" w:hAnsi="Times New Roman" w:cs="Times New Roman" w:eastAsia="宋体"/>
         <w:b/>
         <w:bCs/>
       </w:rPr>
     </w:tblStylePr>
     <w:tblStylePr w:type="lastCol">
       <w:rPr>
-        <w:rFonts w:asciiTheme="majorHAnsi" w:eastAsiaTheme="majorEastAsia" w:hAnsiTheme="majorHAnsi" w:cstheme="majorBidi"/>
+        <w:rFonts w:ascii="Times New Roman" w:hAnsi="Times New Roman" w:cs="Times New Roman" w:eastAsia="宋体"/>
         <w:b/>
         <w:bCs/>
       </w:rPr>
@@ -17783,7 +17783,7 @@
     </w:tblPr>
     <w:tblStylePr w:type="firstRow">
       <w:rPr>
-        <w:rFonts w:asciiTheme="majorHAnsi" w:eastAsiaTheme="majorEastAsia" w:hAnsiTheme="majorHAnsi" w:cstheme="majorBidi"/>
+        <w:rFonts w:ascii="Times New Roman" w:hAnsi="Times New Roman" w:cs="Times New Roman" w:eastAsia="宋体"/>
       </w:rPr>
       <w:tblPr/>
       <w:tcPr>
@@ -17867,7 +17867,7 @@
     </w:tblPr>
     <w:tblStylePr w:type="firstRow">
       <w:rPr>
-        <w:rFonts w:asciiTheme="majorHAnsi" w:eastAsiaTheme="majorEastAsia" w:hAnsiTheme="majorHAnsi" w:cstheme="majorBidi"/>
+        <w:rFonts w:ascii="Times New Roman" w:hAnsi="Times New Roman" w:cs="Times New Roman" w:eastAsia="宋体"/>
       </w:rPr>
       <w:tblPr/>
       <w:tcPr>
@@ -17951,7 +17951,7 @@
     </w:tblPr>
     <w:tblStylePr w:type="firstRow">
       <w:rPr>
-        <w:rFonts w:asciiTheme="majorHAnsi" w:eastAsiaTheme="majorEastAsia" w:hAnsiTheme="majorHAnsi" w:cstheme="majorBidi"/>
+        <w:rFonts w:ascii="Times New Roman" w:hAnsi="Times New Roman" w:cs="Times New Roman" w:eastAsia="宋体"/>
       </w:rPr>
       <w:tblPr/>
       <w:tcPr>
@@ -18035,7 +18035,7 @@
     </w:tblPr>
     <w:tblStylePr w:type="firstRow">
       <w:rPr>
-        <w:rFonts w:asciiTheme="majorHAnsi" w:eastAsiaTheme="majorEastAsia" w:hAnsiTheme="majorHAnsi" w:cstheme="majorBidi"/>
+        <w:rFonts w:ascii="Times New Roman" w:hAnsi="Times New Roman" w:cs="Times New Roman" w:eastAsia="宋体"/>
       </w:rPr>
       <w:tblPr/>
       <w:tcPr>
@@ -18119,7 +18119,7 @@
     </w:tblPr>
     <w:tblStylePr w:type="firstRow">
       <w:rPr>
-        <w:rFonts w:asciiTheme="majorHAnsi" w:eastAsiaTheme="majorEastAsia" w:hAnsiTheme="majorHAnsi" w:cstheme="majorBidi"/>
+        <w:rFonts w:ascii="Times New Roman" w:hAnsi="Times New Roman" w:cs="Times New Roman" w:eastAsia="宋体"/>
       </w:rPr>
       <w:tblPr/>
       <w:tcPr>
@@ -18203,7 +18203,7 @@
     </w:tblPr>
     <w:tblStylePr w:type="firstRow">
       <w:rPr>
-        <w:rFonts w:asciiTheme="majorHAnsi" w:eastAsiaTheme="majorEastAsia" w:hAnsiTheme="majorHAnsi" w:cstheme="majorBidi"/>
+        <w:rFonts w:ascii="Times New Roman" w:hAnsi="Times New Roman" w:cs="Times New Roman" w:eastAsia="宋体"/>
       </w:rPr>
       <w:tblPr/>
       <w:tcPr>
@@ -18287,7 +18287,7 @@
     </w:tblPr>
     <w:tblStylePr w:type="firstRow">
       <w:rPr>
-        <w:rFonts w:asciiTheme="majorHAnsi" w:eastAsiaTheme="majorEastAsia" w:hAnsiTheme="majorHAnsi" w:cstheme="majorBidi"/>
+        <w:rFonts w:ascii="Times New Roman" w:hAnsi="Times New Roman" w:cs="Times New Roman" w:eastAsia="宋体"/>
       </w:rPr>
       <w:tblPr/>
       <w:tcPr>
@@ -18352,7 +18352,7 @@
       <w:spacing w:after="0" w:line="240" w:lineRule="auto"/>
     </w:pPr>
     <w:rPr>
-      <w:rFonts w:asciiTheme="majorHAnsi" w:eastAsiaTheme="majorEastAsia" w:hAnsiTheme="majorHAnsi" w:cstheme="majorBidi"/>
+      <w:rFonts w:ascii="Times New Roman" w:hAnsi="Times New Roman" w:cs="Times New Roman" w:eastAsia="宋体"/>
       <w:color w:val="000000" w:themeColor="text1"/>
     </w:rPr>
     <w:tblPr>
@@ -18480,7 +18480,7 @@
       <w:spacing w:after="0" w:line="240" w:lineRule="auto"/>
     </w:pPr>
     <w:rPr>
-      <w:rFonts w:asciiTheme="majorHAnsi" w:eastAsiaTheme="majorEastAsia" w:hAnsiTheme="majorHAnsi" w:cstheme="majorBidi"/>
+      <w:rFonts w:ascii="Times New Roman" w:hAnsi="Times New Roman" w:cs="Times New Roman" w:eastAsia="宋体"/>
       <w:color w:val="000000" w:themeColor="text1"/>
     </w:rPr>
     <w:tblPr>
@@ -18608,7 +18608,7 @@
       <w:spacing w:after="0" w:line="240" w:lineRule="auto"/>
     </w:pPr>
     <w:rPr>
-      <w:rFonts w:asciiTheme="majorHAnsi" w:eastAsiaTheme="majorEastAsia" w:hAnsiTheme="majorHAnsi" w:cstheme="majorBidi"/>
+      <w:rFonts w:ascii="Times New Roman" w:hAnsi="Times New Roman" w:cs="Times New Roman" w:eastAsia="宋体"/>
       <w:color w:val="000000" w:themeColor="text1"/>
     </w:rPr>
     <w:tblPr>
@@ -18736,7 +18736,7 @@
       <w:spacing w:after="0" w:line="240" w:lineRule="auto"/>
     </w:pPr>
     <w:rPr>
-      <w:rFonts w:asciiTheme="majorHAnsi" w:eastAsiaTheme="majorEastAsia" w:hAnsiTheme="majorHAnsi" w:cstheme="majorBidi"/>
+      <w:rFonts w:ascii="Times New Roman" w:hAnsi="Times New Roman" w:cs="Times New Roman" w:eastAsia="宋体"/>
       <w:color w:val="000000" w:themeColor="text1"/>
     </w:rPr>
     <w:tblPr>
@@ -18864,7 +18864,7 @@
       <w:spacing w:after="0" w:line="240" w:lineRule="auto"/>
     </w:pPr>
     <w:rPr>
-      <w:rFonts w:asciiTheme="majorHAnsi" w:eastAsiaTheme="majorEastAsia" w:hAnsiTheme="majorHAnsi" w:cstheme="majorBidi"/>
+      <w:rFonts w:ascii="Times New Roman" w:hAnsi="Times New Roman" w:cs="Times New Roman" w:eastAsia="宋体"/>
       <w:color w:val="000000" w:themeColor="text1"/>
     </w:rPr>
     <w:tblPr>
@@ -18992,7 +18992,7 @@
       <w:spacing w:after="0" w:line="240" w:lineRule="auto"/>
     </w:pPr>
     <w:rPr>
-      <w:rFonts w:asciiTheme="majorHAnsi" w:eastAsiaTheme="majorEastAsia" w:hAnsiTheme="majorHAnsi" w:cstheme="majorBidi"/>
+      <w:rFonts w:ascii="Times New Roman" w:hAnsi="Times New Roman" w:cs="Times New Roman" w:eastAsia="宋体"/>
       <w:color w:val="000000" w:themeColor="text1"/>
     </w:rPr>
     <w:tblPr>
@@ -19120,7 +19120,7 @@
       <w:spacing w:after="0" w:line="240" w:lineRule="auto"/>
     </w:pPr>
     <w:rPr>
-      <w:rFonts w:asciiTheme="majorHAnsi" w:eastAsiaTheme="majorEastAsia" w:hAnsiTheme="majorHAnsi" w:cstheme="majorBidi"/>
+      <w:rFonts w:ascii="Times New Roman" w:hAnsi="Times New Roman" w:cs="Times New Roman" w:eastAsia="宋体"/>
       <w:color w:val="000000" w:themeColor="text1"/>
     </w:rPr>
     <w:tblPr>
@@ -19759,7 +19759,7 @@
       <w:spacing w:after="0" w:line="240" w:lineRule="auto"/>
     </w:pPr>
     <w:rPr>
-      <w:rFonts w:asciiTheme="majorHAnsi" w:eastAsiaTheme="majorEastAsia" w:hAnsiTheme="majorHAnsi" w:cstheme="majorBidi"/>
+      <w:rFonts w:ascii="Times New Roman" w:hAnsi="Times New Roman" w:cs="Times New Roman" w:eastAsia="宋体"/>
       <w:color w:val="000000" w:themeColor="text1"/>
     </w:rPr>
     <w:tblPr>
@@ -19884,7 +19884,7 @@
       <w:spacing w:after="0" w:line="240" w:lineRule="auto"/>
     </w:pPr>
     <w:rPr>
-      <w:rFonts w:asciiTheme="majorHAnsi" w:eastAsiaTheme="majorEastAsia" w:hAnsiTheme="majorHAnsi" w:cstheme="majorBidi"/>
+      <w:rFonts w:ascii="Times New Roman" w:hAnsi="Times New Roman" w:cs="Times New Roman" w:eastAsia="宋体"/>
       <w:color w:val="000000" w:themeColor="text1"/>
     </w:rPr>
     <w:tblPr>
@@ -20009,7 +20009,7 @@
       <w:spacing w:after="0" w:line="240" w:lineRule="auto"/>
     </w:pPr>
     <w:rPr>
-      <w:rFonts w:asciiTheme="majorHAnsi" w:eastAsiaTheme="majorEastAsia" w:hAnsiTheme="majorHAnsi" w:cstheme="majorBidi"/>
+      <w:rFonts w:ascii="Times New Roman" w:hAnsi="Times New Roman" w:cs="Times New Roman" w:eastAsia="宋体"/>
       <w:color w:val="000000" w:themeColor="text1"/>
     </w:rPr>
     <w:tblPr>
@@ -20134,7 +20134,7 @@
       <w:spacing w:after="0" w:line="240" w:lineRule="auto"/>
     </w:pPr>
     <w:rPr>
-      <w:rFonts w:asciiTheme="majorHAnsi" w:eastAsiaTheme="majorEastAsia" w:hAnsiTheme="majorHAnsi" w:cstheme="majorBidi"/>
+      <w:rFonts w:ascii="Times New Roman" w:hAnsi="Times New Roman" w:cs="Times New Roman" w:eastAsia="宋体"/>
       <w:color w:val="000000" w:themeColor="text1"/>
     </w:rPr>
     <w:tblPr>
@@ -20259,7 +20259,7 @@
       <w:spacing w:after="0" w:line="240" w:lineRule="auto"/>
     </w:pPr>
     <w:rPr>
-      <w:rFonts w:asciiTheme="majorHAnsi" w:eastAsiaTheme="majorEastAsia" w:hAnsiTheme="majorHAnsi" w:cstheme="majorBidi"/>
+      <w:rFonts w:ascii="Times New Roman" w:hAnsi="Times New Roman" w:cs="Times New Roman" w:eastAsia="宋体"/>
       <w:color w:val="000000" w:themeColor="text1"/>
     </w:rPr>
     <w:tblPr>
@@ -20384,7 +20384,7 @@
       <w:spacing w:after="0" w:line="240" w:lineRule="auto"/>
     </w:pPr>
     <w:rPr>
-      <w:rFonts w:asciiTheme="majorHAnsi" w:eastAsiaTheme="majorEastAsia" w:hAnsiTheme="majorHAnsi" w:cstheme="majorBidi"/>
+      <w:rFonts w:ascii="Times New Roman" w:hAnsi="Times New Roman" w:cs="Times New Roman" w:eastAsia="宋体"/>
       <w:color w:val="000000" w:themeColor="text1"/>
     </w:rPr>
     <w:tblPr>
@@ -20509,7 +20509,7 @@
       <w:spacing w:after="0" w:line="240" w:lineRule="auto"/>
     </w:pPr>
     <w:rPr>
-      <w:rFonts w:asciiTheme="majorHAnsi" w:eastAsiaTheme="majorEastAsia" w:hAnsiTheme="majorHAnsi" w:cstheme="majorBidi"/>
+      <w:rFonts w:ascii="Times New Roman" w:hAnsi="Times New Roman" w:cs="Times New Roman" w:eastAsia="宋体"/>
       <w:color w:val="000000" w:themeColor="text1"/>
     </w:rPr>
     <w:tblPr>

--- a/《AI工具实战应用》/AI工具实战应用_三级目录.docx
+++ b/《AI工具实战应用》/AI工具实战应用_三级目录.docx
@@ -89,6 +89,22 @@
     </w:p>
     <w:p>
       <w:pPr>
+        <w:pStyle w:val="Heading3"/>
+      </w:pPr>
+      <w:r>
+        <w:t>2.4 使用边界：隐私、署名与责任</w:t>
+      </w:r>
+    </w:p>
+    <w:p>
+      <w:pPr>
+        <w:pStyle w:val="Heading3"/>
+      </w:pPr>
+      <w:r>
+        <w:t>2.5 实训：完成一份可核验的宣传方案</w:t>
+      </w:r>
+    </w:p>
+    <w:p>
+      <w:pPr>
         <w:pStyle w:val="Heading1"/>
       </w:pPr>
       <w:r>
@@ -125,6 +141,14 @@
       </w:pPr>
       <w:r>
         <w:t>3.3 文案风格调整与多版本对比</w:t>
+      </w:r>
+    </w:p>
+    <w:p>
+      <w:pPr>
+        <w:pStyle w:val="Heading3"/>
+      </w:pPr>
+      <w:r>
+        <w:t>3.4 实训：完成一份可核验的推送与通知</w:t>
       </w:r>
     </w:p>
     <w:p>

--- a/《AI工具实战应用》/AI工具实战应用_三级目录.docx
+++ b/《AI工具实战应用》/AI工具实战应用_三级目录.docx
@@ -53,6 +53,22 @@
       </w:pPr>
       <w:r>
         <w:t>1.3 账号注册与基本设置，安全使用注意事项</w:t>
+      </w:r>
+    </w:p>
+    <w:p>
+      <w:pPr>
+        <w:pStyle w:val="Heading3"/>
+      </w:pPr>
+      <w:r>
+        <w:t>1.4 提示词入门：让工具准确理解任务</w:t>
+      </w:r>
+    </w:p>
+    <w:p>
+      <w:pPr>
+        <w:pStyle w:val="Heading3"/>
+      </w:pPr>
+      <w:r>
+        <w:t>1.5 实训：为一项任务选择并配置AI工具</w:t>
       </w:r>
     </w:p>
     <w:p>
@@ -185,6 +201,22 @@
     </w:p>
     <w:p>
       <w:pPr>
+        <w:pStyle w:val="Heading3"/>
+      </w:pPr>
+      <w:r>
+        <w:t>4.4 信息检索与来源核实</w:t>
+      </w:r>
+    </w:p>
+    <w:p>
+      <w:pPr>
+        <w:pStyle w:val="Heading3"/>
+      </w:pPr>
+      <w:r>
+        <w:t>4.5 实训：整理一份会议资料的知识卡片</w:t>
+      </w:r>
+    </w:p>
+    <w:p>
+      <w:pPr>
         <w:pStyle w:val="Heading2"/>
       </w:pPr>
       <w:r>
@@ -213,6 +245,22 @@
       </w:pPr>
       <w:r>
         <w:t>5.3 研究问题拆解与结果核验：逐条检查AI给出的结论</w:t>
+      </w:r>
+    </w:p>
+    <w:p>
+      <w:pPr>
+        <w:pStyle w:val="Heading3"/>
+      </w:pPr>
+      <w:r>
+        <w:t>5.4 论文写作辅助与引用规范</w:t>
+      </w:r>
+    </w:p>
+    <w:p>
+      <w:pPr>
+        <w:pStyle w:val="Heading3"/>
+      </w:pPr>
+      <w:r>
+        <w:t>5.5 实训：完成一份可核验的文献综述</w:t>
       </w:r>
     </w:p>
     <w:p>
@@ -257,6 +305,22 @@
     </w:p>
     <w:p>
       <w:pPr>
+        <w:pStyle w:val="Heading3"/>
+      </w:pPr>
+      <w:r>
+        <w:t>6.4 数据清洗与异常值识别</w:t>
+      </w:r>
+    </w:p>
+    <w:p>
+      <w:pPr>
+        <w:pStyle w:val="Heading3"/>
+      </w:pPr>
+      <w:r>
+        <w:t>6.5 实训：完成一份数据分析报告</w:t>
+      </w:r>
+    </w:p>
+    <w:p>
+      <w:pPr>
         <w:pStyle w:val="Heading2"/>
       </w:pPr>
       <w:r>
@@ -285,6 +349,22 @@
       </w:pPr>
       <w:r>
         <w:t>7.3 模板化工作流：批量生成与整理</w:t>
+      </w:r>
+    </w:p>
+    <w:p>
+      <w:pPr>
+        <w:pStyle w:val="Heading3"/>
+      </w:pPr>
+      <w:r>
+        <w:t>7.4 汇报表达与演讲稿撰写</w:t>
+      </w:r>
+    </w:p>
+    <w:p>
+      <w:pPr>
+        <w:pStyle w:val="Heading3"/>
+      </w:pPr>
+      <w:r>
+        <w:t>7.5 实训：制作一份可核验的汇报演示文稿</w:t>
       </w:r>
     </w:p>
     <w:p>
@@ -329,6 +409,22 @@
     </w:p>
     <w:p>
       <w:pPr>
+        <w:pStyle w:val="Heading3"/>
+      </w:pPr>
+      <w:r>
+        <w:t>8.4 视频与音频脚本的生成</w:t>
+      </w:r>
+    </w:p>
+    <w:p>
+      <w:pPr>
+        <w:pStyle w:val="Heading3"/>
+      </w:pPr>
+      <w:r>
+        <w:t>8.5 实训：完成一组宣传海报</w:t>
+      </w:r>
+    </w:p>
+    <w:p>
+      <w:pPr>
         <w:pStyle w:val="Heading2"/>
       </w:pPr>
       <w:r>
@@ -357,6 +453,22 @@
       </w:pPr>
       <w:r>
         <w:t>9.3 作品展示与反馈修改</w:t>
+      </w:r>
+    </w:p>
+    <w:p>
+      <w:pPr>
+        <w:pStyle w:val="Heading3"/>
+      </w:pPr>
+      <w:r>
+        <w:t>9.4 创意评估与选题筛选</w:t>
+      </w:r>
+    </w:p>
+    <w:p>
+      <w:pPr>
+        <w:pStyle w:val="Heading3"/>
+      </w:pPr>
+      <w:r>
+        <w:t>9.5 实训：完成一份创意作品说明</w:t>
       </w:r>
     </w:p>
     <w:p>
@@ -401,6 +513,22 @@
     </w:p>
     <w:p>
       <w:pPr>
+        <w:pStyle w:val="Heading3"/>
+      </w:pPr>
+      <w:r>
+        <w:t>10.4 多智能体协作的基本概念</w:t>
+      </w:r>
+    </w:p>
+    <w:p>
+      <w:pPr>
+        <w:pStyle w:val="Heading3"/>
+      </w:pPr>
+      <w:r>
+        <w:t>10.5 实训：配置一个带人工确认的智能体</w:t>
+      </w:r>
+    </w:p>
+    <w:p>
+      <w:pPr>
         <w:pStyle w:val="Heading2"/>
       </w:pPr>
       <w:r>
@@ -429,6 +557,22 @@
       </w:pPr>
       <w:r>
         <w:t>11.3 运行记录与错误排查</w:t>
+      </w:r>
+    </w:p>
+    <w:p>
+      <w:pPr>
+        <w:pStyle w:val="Heading3"/>
+      </w:pPr>
+      <w:r>
+        <w:t>11.4 流程监控与异常告警</w:t>
+      </w:r>
+    </w:p>
+    <w:p>
+      <w:pPr>
+        <w:pStyle w:val="Heading3"/>
+      </w:pPr>
+      <w:r>
+        <w:t>11.5 实训：搭建一条自动化工作流</w:t>
       </w:r>
     </w:p>
     <w:p>
@@ -473,6 +617,22 @@
     </w:p>
     <w:p>
       <w:pPr>
+        <w:pStyle w:val="Heading3"/>
+      </w:pPr>
+      <w:r>
+        <w:t>12.4 数据安全与合规审查</w:t>
+      </w:r>
+    </w:p>
+    <w:p>
+      <w:pPr>
+        <w:pStyle w:val="Heading3"/>
+      </w:pPr>
+      <w:r>
+        <w:t>12.5 实训：制定一份个人AI使用规范</w:t>
+      </w:r>
+    </w:p>
+    <w:p>
+      <w:pPr>
         <w:pStyle w:val="Heading2"/>
       </w:pPr>
       <w:r>
@@ -501,6 +661,22 @@
       </w:pPr>
       <w:r>
         <w:t>13.3 成果展示、互评与复盘</w:t>
+      </w:r>
+    </w:p>
+    <w:p>
+      <w:pPr>
+        <w:pStyle w:val="Heading3"/>
+      </w:pPr>
+      <w:r>
+        <w:t>13.4 方案评估与复盘总结</w:t>
+      </w:r>
+    </w:p>
+    <w:p>
+      <w:pPr>
+        <w:pStyle w:val="Heading3"/>
+      </w:pPr>
+      <w:r>
+        <w:t>13.5 实训：完成一个综合项目的全流程</w:t>
       </w:r>
     </w:p>
     <w:p>

--- a/《AI工具实战应用》/AI工具实战应用_三级目录.docx
+++ b/《AI工具实战应用》/AI工具实战应用_三级目录.docx
@@ -20,7 +20,7 @@
         <w:pStyle w:val="Heading1"/>
       </w:pPr>
       <w:r>
-        <w:t>模块一　认识AI工具</w:t>
+        <w:t>模块一　认识AI工具与高效对话</w:t>
       </w:r>
     </w:p>
     <w:p>
@@ -28,7 +28,7 @@
         <w:pStyle w:val="Heading2"/>
       </w:pPr>
       <w:r>
-        <w:t>第1章　工具全景与选择</w:t>
+        <w:t>第1章　工具全景、原理与选择</w:t>
       </w:r>
     </w:p>
     <w:p>
@@ -44,7 +44,7 @@
         <w:pStyle w:val="Heading3"/>
       </w:pPr>
       <w:r>
-        <w:t>1.2 按任务选择工具：目标、成本、隐私与可用性</w:t>
+        <w:t>1.2 大模型是怎样工作的：token、上下文与参数</w:t>
       </w:r>
     </w:p>
     <w:p>
@@ -52,7 +52,7 @@
         <w:pStyle w:val="Heading3"/>
       </w:pPr>
       <w:r>
-        <w:t>1.3 账号注册与基本设置，安全使用注意事项</w:t>
+        <w:t>1.3 按任务选择工具：目标、成本、隐私、账号与安全</w:t>
       </w:r>
     </w:p>
     <w:p>
@@ -60,7 +60,7 @@
         <w:pStyle w:val="Heading3"/>
       </w:pPr>
       <w:r>
-        <w:t>1.4 提示词入门：让工具准确理解任务</w:t>
+        <w:t>1.4 计算思维：把任务拆成AI能执行的步骤</w:t>
       </w:r>
     </w:p>
     <w:p>
@@ -100,7 +100,7 @@
         <w:pStyle w:val="Heading3"/>
       </w:pPr>
       <w:r>
-        <w:t>2.3 常见问题与局限：幻觉、过时信息与敏感内容</w:t>
+        <w:t>2.3 常见问题与局限：幻觉、过时信息、偏见与敏感内容</w:t>
       </w:r>
     </w:p>
     <w:p>
@@ -124,7 +124,7 @@
         <w:pStyle w:val="Heading1"/>
       </w:pPr>
       <w:r>
-        <w:t>模块二　文本与知识工作</w:t>
+        <w:t>模块二　文本、资料与学习</w:t>
       </w:r>
     </w:p>
     <w:p>
@@ -148,7 +148,7 @@
         <w:pStyle w:val="Heading3"/>
       </w:pPr>
       <w:r>
-        <w:t>3.2 论文与报告的大纲生成与润色</w:t>
+        <w:t>3.2 结构化大纲：用Markdown标题层级组织论文与报告</w:t>
       </w:r>
     </w:p>
     <w:p>
@@ -196,7 +196,7 @@
         <w:pStyle w:val="Heading3"/>
       </w:pPr>
       <w:r>
-        <w:t>4.3 个人知识库的建立与检索</w:t>
+        <w:t>4.3 RAG与个人知识库：让AI依据你的资料回答</w:t>
       </w:r>
     </w:p>
     <w:p>
@@ -204,7 +204,7 @@
         <w:pStyle w:val="Heading3"/>
       </w:pPr>
       <w:r>
-        <w:t>4.4 信息检索与来源核实</w:t>
+        <w:t>4.4 多文档对比与信息归并</w:t>
       </w:r>
     </w:p>
     <w:p>
@@ -236,7 +236,7 @@
         <w:pStyle w:val="Heading3"/>
       </w:pPr>
       <w:r>
-        <w:t>5.2 学习计划与知识梳理：从课程内容生成复习框架</w:t>
+        <w:t>5.2 学习计划与知识梳理：用Mermaid生成概念图与流程图</w:t>
       </w:r>
     </w:p>
     <w:p>
@@ -244,7 +244,7 @@
         <w:pStyle w:val="Heading3"/>
       </w:pPr>
       <w:r>
-        <w:t>5.3 研究问题拆解与结果核验：逐条检查AI给出的结论</w:t>
+        <w:t>5.3 研究结论核验：相关、因果与样本偏差</w:t>
       </w:r>
     </w:p>
     <w:p>
@@ -252,7 +252,7 @@
         <w:pStyle w:val="Heading3"/>
       </w:pPr>
       <w:r>
-        <w:t>5.4 论文写作辅助与引用规范</w:t>
+        <w:t>5.4 科研过程留痕：实验日志、版本与提示词记录</w:t>
       </w:r>
     </w:p>
     <w:p>
@@ -284,7 +284,7 @@
         <w:pStyle w:val="Heading3"/>
       </w:pPr>
       <w:r>
-        <w:t>6.1 用AI生成公式与数据清洗步骤</w:t>
+        <w:t>6.1 用AI生成与校验公式</w:t>
       </w:r>
     </w:p>
     <w:p>
@@ -292,7 +292,7 @@
         <w:pStyle w:val="Heading3"/>
       </w:pPr>
       <w:r>
-        <w:t>6.2 数据透视与图表生成</w:t>
+        <w:t>6.2 数据清洗与异常值识别</w:t>
       </w:r>
     </w:p>
     <w:p>
@@ -300,7 +300,7 @@
         <w:pStyle w:val="Heading3"/>
       </w:pPr>
       <w:r>
-        <w:t>6.3 结果核验：如何检查AI给出的计算结果</w:t>
+        <w:t>6.3 图表与透视：选择合适的图表</w:t>
       </w:r>
     </w:p>
     <w:p>
@@ -308,7 +308,7 @@
         <w:pStyle w:val="Heading3"/>
       </w:pPr>
       <w:r>
-        <w:t>6.4 数据清洗与异常值识别</w:t>
+        <w:t>6.4 结果核验：描述统计与计算检查</w:t>
       </w:r>
     </w:p>
     <w:p>
@@ -332,7 +332,7 @@
         <w:pStyle w:val="Heading3"/>
       </w:pPr>
       <w:r>
-        <w:t>7.1 AI生成PPT大纲与页面设计</w:t>
+        <w:t>7.1 AI生成PPT大纲与页面结构</w:t>
       </w:r>
     </w:p>
     <w:p>
@@ -348,7 +348,7 @@
         <w:pStyle w:val="Heading3"/>
       </w:pPr>
       <w:r>
-        <w:t>7.3 模板化工作流：批量生成与整理</w:t>
+        <w:t>7.3 模板化批量制作：模板与数据合并</w:t>
       </w:r>
     </w:p>
     <w:p>
@@ -356,7 +356,7 @@
         <w:pStyle w:val="Heading3"/>
       </w:pPr>
       <w:r>
-        <w:t>7.4 汇报表达与演讲稿撰写</w:t>
+        <w:t>7.4 汇报表达与讲稿节奏</w:t>
       </w:r>
     </w:p>
     <w:p>
@@ -388,7 +388,7 @@
         <w:pStyle w:val="Heading3"/>
       </w:pPr>
       <w:r>
-        <w:t>8.1 文生图的提示词与风格控制</w:t>
+        <w:t>8.1 文生图与图像编辑：提示词与风格控制</w:t>
       </w:r>
     </w:p>
     <w:p>
@@ -396,7 +396,7 @@
         <w:pStyle w:val="Heading3"/>
       </w:pPr>
       <w:r>
-        <w:t>8.2 图片编辑与海报设计</w:t>
+        <w:t>8.2 位图与矢量图：SVG的结构与编辑</w:t>
       </w:r>
     </w:p>
     <w:p>
@@ -404,7 +404,7 @@
         <w:pStyle w:val="Heading3"/>
       </w:pPr>
       <w:r>
-        <w:t>8.3 音频与视频的基础生成与剪辑辅助</w:t>
+        <w:t>8.3 多模态：AI如何同时理解文字、图像、声音与视频</w:t>
       </w:r>
     </w:p>
     <w:p>
@@ -444,7 +444,7 @@
         <w:pStyle w:val="Heading3"/>
       </w:pPr>
       <w:r>
-        <w:t>9.2 创意内容的版权与标注要求</w:t>
+        <w:t>9.2 版权、许可与标注：数字版权与开源协议</w:t>
       </w:r>
     </w:p>
     <w:p>
@@ -452,7 +452,7 @@
         <w:pStyle w:val="Heading3"/>
       </w:pPr>
       <w:r>
-        <w:t>9.3 作品展示与反馈修改</w:t>
+        <w:t>9.3 HTML与CSS：制作个人作品网页</w:t>
       </w:r>
     </w:p>
     <w:p>
@@ -460,7 +460,7 @@
         <w:pStyle w:val="Heading3"/>
       </w:pPr>
       <w:r>
-        <w:t>9.4 创意评估与选题筛选</w:t>
+        <w:t>9.4 作品的受众测试与迭代修改</w:t>
       </w:r>
     </w:p>
     <w:p>
@@ -468,7 +468,7 @@
         <w:pStyle w:val="Heading3"/>
       </w:pPr>
       <w:r>
-        <w:t>9.5 实训：完成一份创意作品说明</w:t>
+        <w:t>9.5 实训：完成一份创意作品网页与说明</w:t>
       </w:r>
     </w:p>
     <w:p>
@@ -492,7 +492,7 @@
         <w:pStyle w:val="Heading3"/>
       </w:pPr>
       <w:r>
-        <w:t>10.1 智能体的概念与常见类型</w:t>
+        <w:t>10.1 智能体的概念与类型：含多智能体协作</w:t>
       </w:r>
     </w:p>
     <w:p>
@@ -500,7 +500,7 @@
         <w:pStyle w:val="Heading3"/>
       </w:pPr>
       <w:r>
-        <w:t>10.2 在平台中配置一个简单智能体</w:t>
+        <w:t>10.2 API与工具接入：密钥、调用与接入协议</w:t>
       </w:r>
     </w:p>
     <w:p>
@@ -508,7 +508,7 @@
         <w:pStyle w:val="Heading3"/>
       </w:pPr>
       <w:r>
-        <w:t>10.3 设定触发条件与人工确认步骤</w:t>
+        <w:t>10.3 配置智能体：角色、工具与触发条件</w:t>
       </w:r>
     </w:p>
     <w:p>
@@ -516,7 +516,7 @@
         <w:pStyle w:val="Heading3"/>
       </w:pPr>
       <w:r>
-        <w:t>10.4 多智能体协作的基本概念</w:t>
+        <w:t>10.4 人机协同：人工确认与权限边界</w:t>
       </w:r>
     </w:p>
     <w:p>
@@ -540,7 +540,7 @@
         <w:pStyle w:val="Heading3"/>
       </w:pPr>
       <w:r>
-        <w:t>11.1 任务拆分：把工作分解为可自动化的步骤</w:t>
+        <w:t>11.1 任务拆分：运用计算思维设计自动化流程</w:t>
       </w:r>
     </w:p>
     <w:p>
@@ -548,7 +548,7 @@
         <w:pStyle w:val="Heading3"/>
       </w:pPr>
       <w:r>
-        <w:t>11.2 低代码工作流的搭建与调试</w:t>
+        <w:t>11.2 低代码工作流与接口：JSON与数据交换</w:t>
       </w:r>
     </w:p>
     <w:p>
@@ -556,7 +556,7 @@
         <w:pStyle w:val="Heading3"/>
       </w:pPr>
       <w:r>
-        <w:t>11.3 运行记录与错误排查</w:t>
+        <w:t>11.3 运行监控、日志与告警</w:t>
       </w:r>
     </w:p>
     <w:p>
@@ -564,7 +564,23 @@
         <w:pStyle w:val="Heading3"/>
       </w:pPr>
       <w:r>
-        <w:t>11.4 流程监控与异常告警</w:t>
+        <w:t>11.4 实训：搭建一条自动化工作流</w:t>
+      </w:r>
+    </w:p>
+    <w:p>
+      <w:pPr>
+        <w:pStyle w:val="Heading1"/>
+      </w:pPr>
+      <w:r>
+        <w:t>模块六　合规、责任与综合实践</w:t>
+      </w:r>
+    </w:p>
+    <w:p>
+      <w:pPr>
+        <w:pStyle w:val="Heading2"/>
+      </w:pPr>
+      <w:r>
+        <w:t>第12章　合规、伦理与责任</w:t>
       </w:r>
     </w:p>
     <w:p>
@@ -572,23 +588,7 @@
         <w:pStyle w:val="Heading3"/>
       </w:pPr>
       <w:r>
-        <w:t>11.5 实训：搭建一条自动化工作流</w:t>
-      </w:r>
-    </w:p>
-    <w:p>
-      <w:pPr>
-        <w:pStyle w:val="Heading1"/>
-      </w:pPr>
-      <w:r>
-        <w:t>模块六　综合实践与规范</w:t>
-      </w:r>
-    </w:p>
-    <w:p>
-      <w:pPr>
-        <w:pStyle w:val="Heading2"/>
-      </w:pPr>
-      <w:r>
-        <w:t>第12章　合规与安全</w:t>
+        <w:t>12.1 相关法规、平台条款与违规后果</w:t>
       </w:r>
     </w:p>
     <w:p>
@@ -596,7 +596,7 @@
         <w:pStyle w:val="Heading3"/>
       </w:pPr>
       <w:r>
-        <w:t>12.1 个人信息与敏感数据的保护</w:t>
+        <w:t>12.2 AI生成内容的识别与深度伪造</w:t>
       </w:r>
     </w:p>
     <w:p>
@@ -604,7 +604,7 @@
         <w:pStyle w:val="Heading3"/>
       </w:pPr>
       <w:r>
-        <w:t>12.2 AI生成内容的标注与引用</w:t>
+        <w:t>12.3 AI伦理与社会影响：偏见、公平与就业</w:t>
       </w:r>
     </w:p>
     <w:p>
@@ -612,15 +612,7 @@
         <w:pStyle w:val="Heading3"/>
       </w:pPr>
       <w:r>
-        <w:t>12.3 学术诚信与AI使用边界</w:t>
-      </w:r>
-    </w:p>
-    <w:p>
-      <w:pPr>
-        <w:pStyle w:val="Heading3"/>
-      </w:pPr>
-      <w:r>
-        <w:t>12.4 数据安全与合规审查</w:t>
+        <w:t>12.4 课程作业与论文中的AI使用声明</w:t>
       </w:r>
     </w:p>
     <w:p>
@@ -652,7 +644,7 @@
         <w:pStyle w:val="Heading3"/>
       </w:pPr>
       <w:r>
-        <w:t>13.2 工具组合与方案设计</w:t>
+        <w:t>13.2 工具组合与方案设计：输入、处理与输出</w:t>
       </w:r>
     </w:p>
     <w:p>
@@ -660,7 +652,7 @@
         <w:pStyle w:val="Heading3"/>
       </w:pPr>
       <w:r>
-        <w:t>13.3 成果展示、互评与复盘</w:t>
+        <w:t>13.3 成果展示与互评：用HTML或Markdown整理成果</w:t>
       </w:r>
     </w:p>
     <w:p>
@@ -668,7 +660,7 @@
         <w:pStyle w:val="Heading3"/>
       </w:pPr>
       <w:r>
-        <w:t>13.4 方案评估与复盘总结</w:t>
+        <w:t>13.4 方案的可行性、成本与风险评估</w:t>
       </w:r>
     </w:p>
     <w:p>
@@ -746,7 +738,7 @@
     </w:p>
     <w:p>
       <w:r>
-        <w:t>第12章 合规与安全：个人信息保护，AI生成内容标注，学术诚信与使用边界。</w:t>
+        <w:t>第12章 合规、伦理与责任：个人信息保护、AI生成内容识别与学术诚信，正视偏见与就业影响，承担相应责任。</w:t>
       </w:r>
     </w:p>
     <w:p>

--- a/《AI工具实战应用》/AI工具实战应用_三级目录.docx
+++ b/《AI工具实战应用》/AI工具实战应用_三级目录.docx
@@ -100,7 +100,7 @@
         <w:pStyle w:val="Heading3"/>
       </w:pPr>
       <w:r>
-        <w:t>2.3 常见问题与局限：幻觉、过时信息、偏见与敏感内容</w:t>
+        <w:t>2.3 常见问题与局限：幻觉、过时信息与敏感内容</w:t>
       </w:r>
     </w:p>
     <w:p>

--- a/《AI工具实战应用》/AI工具实战应用_三级目录.docx
+++ b/《AI工具实战应用》/AI工具实战应用_三级目录.docx
@@ -28,7 +28,7 @@
         <w:pStyle w:val="Heading2"/>
       </w:pPr>
       <w:r>
-        <w:t>第1章　工具全景、原理与选择</w:t>
+        <w:t>第1章　工具全景与选择</w:t>
       </w:r>
     </w:p>
     <w:p>
@@ -84,7 +84,7 @@
         <w:pStyle w:val="Heading3"/>
       </w:pPr>
       <w:r>
-        <w:t>2.1 提示词的基本结构：角色、任务、背景、格式</w:t>
+        <w:t>2.1 提示词的基本结构：角色、任务、背景、格式、约束</w:t>
       </w:r>
     </w:p>
     <w:p>
@@ -284,7 +284,7 @@
         <w:pStyle w:val="Heading3"/>
       </w:pPr>
       <w:r>
-        <w:t>6.1 用AI生成与校验公式</w:t>
+        <w:t>6.1 用AI生成与校验公式：先理解，再使用</w:t>
       </w:r>
     </w:p>
     <w:p>
@@ -292,7 +292,7 @@
         <w:pStyle w:val="Heading3"/>
       </w:pPr>
       <w:r>
-        <w:t>6.2 数据清洗与异常值识别</w:t>
+        <w:t>6.2 数据清洗与异常值识别：保留原始数据，记录每一步</w:t>
       </w:r>
     </w:p>
     <w:p>
@@ -300,7 +300,7 @@
         <w:pStyle w:val="Heading3"/>
       </w:pPr>
       <w:r>
-        <w:t>6.3 图表与透视：选择合适的图表</w:t>
+        <w:t>6.3 图表与透视表：选择合适的图形</w:t>
       </w:r>
     </w:p>
     <w:p>
@@ -332,7 +332,7 @@
         <w:pStyle w:val="Heading3"/>
       </w:pPr>
       <w:r>
-        <w:t>7.1 AI生成PPT大纲与页面结构</w:t>
+        <w:t>7.1 AI生成大纲与页面结构：一页一个论点</w:t>
       </w:r>
     </w:p>
     <w:p>
@@ -340,7 +340,7 @@
         <w:pStyle w:val="Heading3"/>
       </w:pPr>
       <w:r>
-        <w:t>7.2 办公软件中的AI插件使用</w:t>
+        <w:t>7.2 办公软件中的AI插件：先看数据去向，再决定使用</w:t>
       </w:r>
     </w:p>
     <w:p>
@@ -356,7 +356,7 @@
         <w:pStyle w:val="Heading3"/>
       </w:pPr>
       <w:r>
-        <w:t>7.4 汇报表达与讲稿节奏</w:t>
+        <w:t>7.4 汇报表达与讲稿节奏：时间比页数更重要</w:t>
       </w:r>
     </w:p>
     <w:p>
@@ -364,7 +364,7 @@
         <w:pStyle w:val="Heading3"/>
       </w:pPr>
       <w:r>
-        <w:t>7.5 实训：制作一份可核验的汇报演示文稿</w:t>
+        <w:t>7.5 实训：完成一份可核验的汇报演示稿</w:t>
       </w:r>
     </w:p>
     <w:p>
@@ -412,7 +412,7 @@
         <w:pStyle w:val="Heading3"/>
       </w:pPr>
       <w:r>
-        <w:t>8.4 视频与音频脚本的生成</w:t>
+        <w:t>8.4 视频与音频脚本的生成：分段、配画与配音</w:t>
       </w:r>
     </w:p>
     <w:p>
@@ -436,7 +436,7 @@
         <w:pStyle w:val="Heading3"/>
       </w:pPr>
       <w:r>
-        <w:t>9.1 头脑风暴与方案对比</w:t>
+        <w:t>9.1 头脑风暴与方案对比：先求数量，再求质量</w:t>
       </w:r>
     </w:p>
     <w:p>
@@ -444,7 +444,7 @@
         <w:pStyle w:val="Heading3"/>
       </w:pPr>
       <w:r>
-        <w:t>9.2 版权、许可与标注：数字版权与开源协议</w:t>
+        <w:t>9.2 版权、许可与标注：使用素材之前先弄清权利</w:t>
       </w:r>
     </w:p>
     <w:p>
@@ -460,7 +460,7 @@
         <w:pStyle w:val="Heading3"/>
       </w:pPr>
       <w:r>
-        <w:t>9.4 作品的受众测试与迭代修改</w:t>
+        <w:t>9.4 受众测试与迭代修改：让作品经受真实使用的检验</w:t>
       </w:r>
     </w:p>
     <w:p>

--- a/《AI工具实战应用》/AI工具实战应用_三级目录.docx
+++ b/《AI工具实战应用》/AI工具实战应用_三级目录.docx
@@ -28,7 +28,7 @@
         <w:pStyle w:val="Heading2"/>
       </w:pPr>
       <w:r>
-        <w:t>第1章　工具全景与选择</w:t>
+        <w:t>第1章　工具全景、原理与选择</w:t>
       </w:r>
     </w:p>
     <w:p>
